--- a/Daily Reports/25_08_2026-CBOT Reports.docx
+++ b/Daily Reports/25_08_2026-CBOT Reports.docx
@@ -104,7 +104,7 @@
           <w:color w:val="5C768D"/>
           <w:sz w:val="19"/>
         </w:rPr>
-        <w:t>Cập nhật tự động qua `macro_tracker.py` vào lúc 06:34 ICT ngày 25/08/2026</w:t>
+        <w:t>Cập nhật tự động qua `macro_tracker.py` vào lúc 07:01 ICT ngày 25/08/2026</w:t>
       </w:r>
     </w:p>
     <w:tbl>
@@ -1316,7 +1316,7 @@
           <w:color w:val="5C768D"/>
           <w:sz w:val="19"/>
         </w:rPr>
-        <w:t>Cập nhật tự động lúc 06:34 ICT ngày 25/08/2026 — Nguồn: NOAA, USDA, BOM Australia</w:t>
+        <w:t>Cập nhật tự động lúc 07:01 ICT ngày 25/08/2026 — Nguồn: NOAA, USDA, BOM Australia</w:t>
       </w:r>
     </w:p>
     <w:p>
@@ -3863,7 +3863,7 @@
               <w:rPr>
                 <w:b/>
               </w:rPr>
-              <w:t>704.18 (+3.43)</w:t>
+              <w:t>704.19 (+3.44)</w:t>
             </w:r>
           </w:p>
         </w:tc>
@@ -5167,7 +5167,7 @@
               <w:rPr>
                 <w:b/>
               </w:rPr>
-              <w:t>736.06 cents (Trên kháng cự R2 + 1.5x ATR)</w:t>
+              <w:t>736.08 cents (Trên kháng cự R2 + 1.5x ATR)</w:t>
             </w:r>
           </w:p>
         </w:tc>
@@ -5376,7 +5376,7 @@
               <w:rPr>
                 <w:b/>
               </w:rPr>
-              <w:t>640.05 cents</w:t>
+              <w:t>640.03 cents</w:t>
             </w:r>
           </w:p>
         </w:tc>
@@ -5569,7 +5569,7 @@
               <w:rPr>
                 <w:b/>
               </w:rPr>
-              <w:t>710.20 cents</w:t>
+              <w:t>710.22 cents</w:t>
             </w:r>
           </w:p>
         </w:tc>
@@ -5731,7 +5731,7 @@
               <w:rPr>
                 <w:b/>
               </w:rPr>
-              <w:t>624.43 - 645.25 cents</w:t>
+              <w:t>624.37 - 645.25 cents</w:t>
             </w:r>
           </w:p>
         </w:tc>
@@ -11648,7 +11648,7 @@
         <w:rPr>
           <w:b/>
         </w:rPr>
-        <w:t>`476,510`</w:t>
+        <w:t>`476,513`</w:t>
       </w:r>
       <w:r>
         <w:t xml:space="preserve"> (Chênh lệch: </w:t>
@@ -11657,7 +11657,7 @@
         <w:rPr>
           <w:b/>
         </w:rPr>
-        <w:t>`+379,271`</w:t>
+        <w:t>`+379,274`</w:t>
       </w:r>
       <w:r>
         <w:t xml:space="preserve">) | OI: </w:t>
@@ -21806,10 +21806,10 @@
         <w:rPr>
           <w:b/>
         </w:rPr>
-        <w:t>`704.18 cents`</w:t>
+        <w:t>`704.19 cents`</w:t>
       </w:r>
       <w:r>
-        <w:t xml:space="preserve"> (+3.43).</w:t>
+        <w:t xml:space="preserve"> (+3.44).</w:t>
       </w:r>
     </w:p>
     <w:p>
@@ -22982,7 +22982,7 @@
         <w:rPr>
           <w:b/>
         </w:rPr>
-        <w:t>`5.20`</w:t>
+        <w:t>`5.22`</w:t>
       </w:r>
       <w:r>
         <w:t xml:space="preserve"> cents | Volatility = </w:t>
@@ -23775,7 +23775,7 @@
         <w:rPr>
           <w:b/>
         </w:rPr>
-        <w:t>`736.06 cents (Trên kháng cự R2 + 1.5x ATR)`</w:t>
+        <w:t>`736.08 cents (Trên kháng cự R2 + 1.5x ATR)`</w:t>
       </w:r>
       <w:r>
         <w:t xml:space="preserve"> | TP: </w:t>
@@ -23846,7 +23846,7 @@
         <w:rPr>
           <w:b/>
         </w:rPr>
-        <w:t>`640.05 cents`</w:t>
+        <w:t>`640.03 cents`</w:t>
       </w:r>
       <w:r>
         <w:t xml:space="preserve"> | TP: </w:t>
@@ -23892,7 +23892,7 @@
         <w:rPr>
           <w:b/>
         </w:rPr>
-        <w:t>`710.20 cents`</w:t>
+        <w:t>`710.22 cents`</w:t>
       </w:r>
       <w:r>
         <w:t xml:space="preserve"> | TP: </w:t>
@@ -23941,7 +23941,7 @@
         <w:rPr>
           <w:b/>
         </w:rPr>
-        <w:t>`624.43 - 645.25 cents`</w:t>
+        <w:t>`624.37 - 645.25 cents`</w:t>
       </w:r>
     </w:p>
     <w:p>

--- a/Daily Reports/25_08_2026-CBOT Reports.docx
+++ b/Daily Reports/25_08_2026-CBOT Reports.docx
@@ -104,7 +104,7 @@
           <w:color w:val="5C768D"/>
           <w:sz w:val="19"/>
         </w:rPr>
-        <w:t>Cập nhật tự động qua `macro_tracker.py` vào lúc 20:03 ICT ngày 25/08/2026</w:t>
+        <w:t>Cập nhật tự động qua `macro_tracker.py` vào lúc 21:01 ICT ngày 25/08/2026</w:t>
       </w:r>
     </w:p>
     <w:tbl>
@@ -313,7 +313,7 @@
               <w:rPr>
                 <w:b/>
               </w:rPr>
-              <w:t>87.71 / thùng</w:t>
+              <w:t>87.82 / thùng</w:t>
             </w:r>
           </w:p>
         </w:tc>
@@ -344,7 +344,7 @@
               <w:rPr>
                 <w:b/>
               </w:rPr>
-              <w:t>-4.84%</w:t>
+              <w:t>-4.72%</w:t>
             </w:r>
           </w:p>
         </w:tc>
@@ -442,7 +442,7 @@
               <w:rPr>
                 <w:b/>
               </w:rPr>
-              <w:t>99.01</w:t>
+              <w:t>98.94</w:t>
             </w:r>
           </w:p>
         </w:tc>
@@ -473,7 +473,7 @@
               <w:rPr>
                 <w:b/>
               </w:rPr>
-              <w:t>+0.01%</w:t>
+              <w:t>-0.06%</w:t>
             </w:r>
           </w:p>
         </w:tc>
@@ -1228,7 +1228,7 @@
         <w:rPr>
           <w:b/>
         </w:rPr>
-        <w:t>`87.71` (-4.84%)</w:t>
+        <w:t>`87.82` (-4.72%)</w:t>
       </w:r>
       <w:r>
         <w:t xml:space="preserve"> | DXY: </w:t>
@@ -1237,7 +1237,7 @@
         <w:rPr>
           <w:b/>
         </w:rPr>
-        <w:t>`99.01` (+0.01%)</w:t>
+        <w:t>`98.94` (-0.06%)</w:t>
       </w:r>
       <w:r>
         <w:t xml:space="preserve"> | Lúa mì CBOT: </w:t>
@@ -1246,7 +1246,7 @@
         <w:rPr>
           <w:b/>
         </w:rPr>
-        <w:t>`688.75` (+1.03%)</w:t>
+        <w:t>`698.00` (+2.31%)</w:t>
       </w:r>
       <w:r>
         <w:t>.</w:t>
@@ -1316,7 +1316,7 @@
           <w:color w:val="5C768D"/>
           <w:sz w:val="19"/>
         </w:rPr>
-        <w:t>Cập nhật tự động lúc 20:03 ICT ngày 25/08/2026 — Nguồn: NOAA, USDA, BOM Australia</w:t>
+        <w:t>Cập nhật tự động lúc 21:01 ICT ngày 25/08/2026 — Nguồn: NOAA, USDA, BOM Australia</w:t>
       </w:r>
     </w:p>
     <w:p>
@@ -3584,7 +3584,7 @@
               <w:rPr>
                 <w:b/>
               </w:rPr>
-              <w:t>513.75</w:t>
+              <w:t>515.75</w:t>
             </w:r>
           </w:p>
         </w:tc>
@@ -3615,7 +3615,7 @@
               <w:rPr>
                 <w:b/>
               </w:rPr>
-              <w:t>515.04 (+1.29)</w:t>
+              <w:t>517.09 (+1.34)</w:t>
             </w:r>
           </w:p>
         </w:tc>
@@ -3643,7 +3643,7 @@
             </w:pPr>
             <w:r/>
             <w:r>
-              <w:t>Bullish (516.41 &gt; 512.87)</w:t>
+              <w:t>Bullish (516.35 &gt; 512.99)</w:t>
             </w:r>
           </w:p>
         </w:tc>
@@ -3832,7 +3832,7 @@
               <w:rPr>
                 <w:b/>
               </w:rPr>
-              <w:t>688.75</w:t>
+              <w:t>698.00</w:t>
             </w:r>
           </w:p>
         </w:tc>
@@ -3863,7 +3863,7 @@
               <w:rPr>
                 <w:b/>
               </w:rPr>
-              <w:t>694.51 (+5.76)</w:t>
+              <w:t>701.23 (+3.23)</w:t>
             </w:r>
           </w:p>
         </w:tc>
@@ -3891,7 +3891,7 @@
             </w:pPr>
             <w:r/>
             <w:r>
-              <w:t>Bearish (698.50 &lt; 700.08)</w:t>
+              <w:t>Bearish (698.46 &lt; 700.00)</w:t>
             </w:r>
           </w:p>
         </w:tc>
@@ -3919,7 +3919,7 @@
             </w:pPr>
             <w:r/>
             <w:r>
-              <w:t>3.75 cents</w:t>
+              <w:t>11.50 cents</w:t>
             </w:r>
           </w:p>
         </w:tc>
@@ -4357,7 +4357,7 @@
                 <w:b/>
                 <w:color w:val="15803D"/>
               </w:rPr>
-              <w:t>511.50 - 516.41 cents (Canh mua vùng hỗ trợ)</w:t>
+              <w:t>511.50 - 516.35 cents (Canh mua vùng hỗ trợ)</w:t>
             </w:r>
           </w:p>
         </w:tc>
@@ -4388,7 +4388,7 @@
               <w:rPr>
                 <w:b/>
               </w:rPr>
-              <w:t>453.54 cents (Dưới cản S2 + 1.5x ATR)</w:t>
+              <w:t>453.28 cents (Dưới cản S2 + 1.5x ATR)</w:t>
             </w:r>
           </w:p>
         </w:tc>
@@ -4538,7 +4538,7 @@
                 <w:b/>
                 <w:color w:val="15803D"/>
               </w:rPr>
-              <w:t>Long trung hạn (Swing) (ZCZ26)</w:t>
+              <w:t>Long trung hạn (Swing) (ZCH27)</w:t>
             </w:r>
           </w:p>
         </w:tc>
@@ -4569,7 +4569,7 @@
               <w:rPr>
                 <w:b/>
               </w:rPr>
-              <w:t>510.00 - 511.50 cents</w:t>
+              <w:t>524.75 - 526.25 cents</w:t>
             </w:r>
           </w:p>
         </w:tc>
@@ -4600,7 +4600,7 @@
               <w:rPr>
                 <w:b/>
               </w:rPr>
-              <w:t>454.78 cents (Chống quét SL tuyệt đối)</w:t>
+              <w:t>470.58 cents (Chống quét SL tuyệt đối)</w:t>
             </w:r>
           </w:p>
         </w:tc>
@@ -4631,7 +4631,7 @@
               <w:rPr>
                 <w:b/>
               </w:rPr>
-              <w:t>523.25 cents (Ăn trọn biên độ ngô ~10.5 giá)</w:t>
+              <w:t>537.75 cents (Ăn trọn biên độ ngô ~10.5 giá)</w:t>
             </w:r>
           </w:p>
         </w:tc>
@@ -4731,7 +4731,7 @@
                 <w:b/>
                 <w:color w:val="B91C1C"/>
               </w:rPr>
-              <w:t>Short trung hạn (Swing) (ZCZ26)</w:t>
+              <w:t>Short trung hạn (Swing) (ZCH27)</w:t>
             </w:r>
           </w:p>
         </w:tc>
@@ -4762,7 +4762,7 @@
               <w:rPr>
                 <w:b/>
               </w:rPr>
-              <w:t>520.75 - 522.25 cents</w:t>
+              <w:t>535.00 - 536.50 cents</w:t>
             </w:r>
           </w:p>
         </w:tc>
@@ -4793,7 +4793,7 @@
               <w:rPr>
                 <w:b/>
               </w:rPr>
-              <w:t>523.22 cents</w:t>
+              <w:t>537.42 cents</w:t>
             </w:r>
           </w:p>
         </w:tc>
@@ -4824,7 +4824,7 @@
               <w:rPr>
                 <w:b/>
               </w:rPr>
-              <w:t>458.25 cents</w:t>
+              <w:t>474.00 cents</w:t>
             </w:r>
           </w:p>
         </w:tc>
@@ -4955,7 +4955,7 @@
               <w:rPr>
                 <w:b/>
               </w:rPr>
-              <w:t>447.35 - 457.25 cents</w:t>
+              <w:t>446.67 - 457.25 cents</w:t>
             </w:r>
           </w:p>
         </w:tc>
@@ -5136,7 +5136,7 @@
                 <w:b/>
                 <w:color w:val="B91C1C"/>
               </w:rPr>
-              <w:t>698.50 - 700.08 cents (Canh bán hồi kỹ thuật H1)</w:t>
+              <w:t>698.46 - 700.00 cents (Canh bán hồi kỹ thuật H1)</w:t>
             </w:r>
           </w:p>
         </w:tc>
@@ -5167,7 +5167,7 @@
               <w:rPr>
                 <w:b/>
               </w:rPr>
-              <w:t>736.37 cents (Trên kháng cự R2 + 1.5x ATR)</w:t>
+              <w:t>737.58 cents (Trên kháng cự R2 + 1.5x ATR)</w:t>
             </w:r>
           </w:p>
         </w:tc>
@@ -5203,7 +5203,7 @@
                 <w:color w:val="D97706"/>
                 <w:sz w:val="19"/>
               </w:rPr>
-              <w:t xml:space="preserve"> 681.50 cents </w:t>
+              <w:t xml:space="preserve"> 692.25 cents </w:t>
             </w:r>
             <w:r>
               <w:t xml:space="preserve"> / TP2: </w:t>
@@ -5345,7 +5345,7 @@
               <w:rPr>
                 <w:b/>
               </w:rPr>
-              <w:t>679.50 - 681.50 cents</w:t>
+              <w:t>690.25 - 692.25 cents</w:t>
             </w:r>
           </w:p>
         </w:tc>
@@ -5376,7 +5376,7 @@
               <w:rPr>
                 <w:b/>
               </w:rPr>
-              <w:t>639.84 cents</w:t>
+              <w:t>639.03 cents</w:t>
             </w:r>
           </w:p>
         </w:tc>
@@ -5407,7 +5407,7 @@
               <w:rPr>
                 <w:b/>
               </w:rPr>
-              <w:t>692.25 cents (Đón sóng hồi trung hạn ~14.5 giá)</w:t>
+              <w:t>702.50 cents (Đón sóng hồi trung hạn ~14.5 giá)</w:t>
             </w:r>
           </w:p>
         </w:tc>
@@ -5538,7 +5538,7 @@
               <w:rPr>
                 <w:b/>
               </w:rPr>
-              <w:t>692.25 - 694.25 cents</w:t>
+              <w:t>702.50 - 704.50 cents</w:t>
             </w:r>
           </w:p>
         </w:tc>
@@ -5569,7 +5569,7 @@
               <w:rPr>
                 <w:b/>
               </w:rPr>
-              <w:t>697.66 cents</w:t>
+              <w:t>708.72 cents</w:t>
             </w:r>
           </w:p>
         </w:tc>
@@ -5731,7 +5731,7 @@
               <w:rPr>
                 <w:b/>
               </w:rPr>
-              <w:t>623.61 - 645.25 cents</w:t>
+              <w:t>620.36 - 645.25 cents</w:t>
             </w:r>
           </w:p>
         </w:tc>
@@ -11609,7 +11609,7 @@
         <w:t>Giá Chốt Phiên (Close):</w:t>
       </w:r>
       <w:r>
-        <w:t xml:space="preserve"> 513.75 cents | </w:t>
+        <w:t xml:space="preserve"> 515.75 cents | </w:t>
       </w:r>
       <w:r>
         <w:rPr>
@@ -11624,10 +11624,10 @@
         <w:rPr>
           <w:b/>
         </w:rPr>
-        <w:t>`515.04 cents`</w:t>
+        <w:t>`517.09 cents`</w:t>
       </w:r>
       <w:r>
-        <w:t xml:space="preserve"> (+1.29).</w:t>
+        <w:t xml:space="preserve"> (+1.34).</w:t>
       </w:r>
     </w:p>
     <w:p>
@@ -11648,7 +11648,7 @@
         <w:rPr>
           <w:b/>
         </w:rPr>
-        <w:t>`65,579`</w:t>
+        <w:t>`111,066`</w:t>
       </w:r>
       <w:r>
         <w:t xml:space="preserve"> (Chênh lệch: </w:t>
@@ -11657,7 +11657,7 @@
         <w:rPr>
           <w:b/>
         </w:rPr>
-        <w:t>`-222,212`</w:t>
+        <w:t>`-176,725`</w:t>
       </w:r>
       <w:r>
         <w:t xml:space="preserve">) | OI: </w:t>
@@ -11699,7 +11699,7 @@
         <w:rPr>
           <w:b/>
         </w:rPr>
-        <w:t>`Bearish Engulfing (Nhấn chìm giảm thiểu)`</w:t>
+        <w:t>`Bullish Engulfing (Nhấn chìm tăng trưởng)`</w:t>
       </w:r>
     </w:p>
     <w:p>
@@ -11719,9 +11719,9 @@
       <w:r>
         <w:rPr>
           <w:b/>
-          <w:color w:val="15803D"/>
+          <w:color w:val="B91C1C"/>
         </w:rPr>
-        <w:t>`Giảm suy yếu / Đáy ngắn hạn (Long Liquidation Decline)`</w:t>
+        <w:t>`Tăng yếu / Rủi ro đảo chiều (Short Covering Rally)`</w:t>
       </w:r>
     </w:p>
     <w:p>
@@ -11736,16 +11736,16 @@
         <w:t>Đánh giá xu hướng kết hợp:</w:t>
       </w:r>
       <w:r>
-        <w:t xml:space="preserve"> ️ </w:t>
+        <w:t xml:space="preserve"> </w:t>
       </w:r>
       <w:r>
         <w:rPr>
           <w:b/>
         </w:rPr>
-        <w:t>HỒI KỸ THUẬT YẾU (Weak Bullish Retest):</w:t>
+        <w:t>TĂNG MẠNH MẼ (Strong Bullish Confirmation):</w:t>
       </w:r>
       <w:r>
-        <w:t xml:space="preserve"> Xuất hiện nến tăng nhưng dòng tiền/thanh khoản yếu. Cần quan sát thêm lực cầu.</w:t>
+        <w:t xml:space="preserve"> Mô hình nến tăng được củng cố bởi dòng tiền gia tăng tích cực, hỗ trợ lực mua lên bền vững.</w:t>
       </w:r>
     </w:p>
     <w:p>
@@ -11991,7 +11991,7 @@
               <w:rPr>
                 <w:b/>
               </w:rPr>
-              <w:t>87.71</w:t>
+              <w:t>87.82</w:t>
             </w:r>
           </w:p>
         </w:tc>
@@ -12022,7 +12022,7 @@
               <w:rPr>
                 <w:b/>
               </w:rPr>
-              <w:t>-4.84%</w:t>
+              <w:t>-4.72%</w:t>
             </w:r>
           </w:p>
         </w:tc>
@@ -12114,7 +12114,7 @@
               <w:rPr>
                 <w:b/>
               </w:rPr>
-              <w:t>99.01</w:t>
+              <w:t>98.94</w:t>
             </w:r>
           </w:p>
         </w:tc>
@@ -12145,7 +12145,7 @@
               <w:rPr>
                 <w:b/>
               </w:rPr>
-              <w:t>+0.01%</w:t>
+              <w:t>-0.06%</w:t>
             </w:r>
           </w:p>
         </w:tc>
@@ -12173,7 +12173,7 @@
             </w:pPr>
             <w:r/>
             <w:r>
-              <w:t>DXY Tăng làm giảm sức cạnh tranh xuất khẩu của ngô Mỹ so với Brazil/Argentina.</w:t>
+              <w:t>DXY Giảm hỗ trợ xuất khẩu ngô Mỹ cạnh tranh tốt hơn.</w:t>
             </w:r>
           </w:p>
         </w:tc>
@@ -12749,7 +12749,7 @@
         <w:t xml:space="preserve"> EMA_21 </w:t>
       </w:r>
       <w:r>
-        <w:t xml:space="preserve"> (516.41) &gt; </w:t>
+        <w:t xml:space="preserve"> (516.35) &gt; </w:t>
       </w:r>
       <w:r>
         <w:rPr>
@@ -12760,7 +12760,7 @@
         <w:t xml:space="preserve"> EMA_50 </w:t>
       </w:r>
       <w:r>
-        <w:t xml:space="preserve"> (512.87).</w:t>
+        <w:t xml:space="preserve"> (512.99).</w:t>
       </w:r>
     </w:p>
     <w:p>
@@ -12781,7 +12781,7 @@
         <w:rPr>
           <w:b/>
         </w:rPr>
-        <w:t>`44.41`</w:t>
+        <w:t>`49.53`</w:t>
       </w:r>
       <w:r>
         <w:t xml:space="preserve"> | ATR (14) = </w:t>
@@ -12790,7 +12790,7 @@
         <w:rPr>
           <w:b/>
         </w:rPr>
-        <w:t>`2.47`</w:t>
+        <w:t>`2.64`</w:t>
       </w:r>
       <w:r>
         <w:t xml:space="preserve"> cents | Volatility = </w:t>
@@ -13584,7 +13584,7 @@
           <w:b/>
           <w:color w:val="15803D"/>
         </w:rPr>
-        <w:t>`511.50 - 516.41 cents (Canh mua vùng hỗ trợ)`</w:t>
+        <w:t>`511.50 - 516.35 cents (Canh mua vùng hỗ trợ)`</w:t>
       </w:r>
       <w:r>
         <w:t xml:space="preserve"> | SL: </w:t>
@@ -13593,7 +13593,7 @@
         <w:rPr>
           <w:b/>
         </w:rPr>
-        <w:t>`453.54 cents (Dưới cản S2 + 1.5x ATR)`</w:t>
+        <w:t>`453.28 cents (Dưới cản S2 + 1.5x ATR)`</w:t>
       </w:r>
       <w:r>
         <w:t xml:space="preserve"> | TP: </w:t>
@@ -13630,7 +13630,7 @@
         <w:rPr>
           <w:b/>
         </w:rPr>
-        <w:t>Trung hạn (Swing Trades - HĐ ZCZ26):</w:t>
+        <w:t>Trung hạn (Swing Trades - HĐ ZCH27):</w:t>
       </w:r>
     </w:p>
     <w:p>
@@ -13655,7 +13655,7 @@
         <w:rPr>
           <w:b/>
         </w:rPr>
-        <w:t>`510.00 - 511.50 cents`</w:t>
+        <w:t>`524.75 - 526.25 cents`</w:t>
       </w:r>
       <w:r>
         <w:t xml:space="preserve"> | SL: </w:t>
@@ -13664,7 +13664,7 @@
         <w:rPr>
           <w:b/>
         </w:rPr>
-        <w:t>`454.78 cents (Chống quét SL tuyệt đối)`</w:t>
+        <w:t>`470.58 cents (Chống quét SL tuyệt đối)`</w:t>
       </w:r>
       <w:r>
         <w:t xml:space="preserve"> | TP: </w:t>
@@ -13673,7 +13673,7 @@
         <w:rPr>
           <w:b/>
         </w:rPr>
-        <w:t>`523.25 cents (Ăn trọn biên độ ngô ~10.5 giá)`</w:t>
+        <w:t>`537.75 cents (Ăn trọn biên độ ngô ~10.5 giá)`</w:t>
       </w:r>
       <w:r>
         <w:t>.</w:t>
@@ -13701,7 +13701,7 @@
         <w:rPr>
           <w:b/>
         </w:rPr>
-        <w:t>`520.75 - 522.25 cents`</w:t>
+        <w:t>`535.00 - 536.50 cents`</w:t>
       </w:r>
       <w:r>
         <w:t xml:space="preserve"> | SL: </w:t>
@@ -13710,7 +13710,7 @@
         <w:rPr>
           <w:b/>
         </w:rPr>
-        <w:t>`523.22 cents`</w:t>
+        <w:t>`537.42 cents`</w:t>
       </w:r>
       <w:r>
         <w:t xml:space="preserve"> | TP: </w:t>
@@ -13719,7 +13719,7 @@
         <w:rPr>
           <w:b/>
         </w:rPr>
-        <w:t>`458.25 cents`</w:t>
+        <w:t>`474.00 cents`</w:t>
       </w:r>
       <w:r>
         <w:t>.</w:t>
@@ -13759,7 +13759,7 @@
         <w:rPr>
           <w:b/>
         </w:rPr>
-        <w:t>`447.35 - 457.25 cents`</w:t>
+        <w:t>`446.67 - 457.25 cents`</w:t>
       </w:r>
     </w:p>
     <w:p>
@@ -14166,7 +14166,7 @@
             </w:pPr>
             <w:r/>
             <w:r>
-              <w:t>513.75</w:t>
+              <w:t>515.75</w:t>
             </w:r>
           </w:p>
         </w:tc>
@@ -14194,7 +14194,7 @@
             </w:pPr>
             <w:r/>
             <w:r>
-              <w:t>517.50</w:t>
+              <w:t>519.50</w:t>
             </w:r>
           </w:p>
         </w:tc>
@@ -14222,7 +14222,7 @@
             </w:pPr>
             <w:r/>
             <w:r>
-              <w:t>510.50</w:t>
+              <w:t>512.50</w:t>
             </w:r>
           </w:p>
         </w:tc>
@@ -14253,7 +14253,7 @@
               <w:rPr>
                 <w:b/>
               </w:rPr>
-              <w:t>514.00</w:t>
+              <w:t>516.00</w:t>
             </w:r>
           </w:p>
         </w:tc>
@@ -14401,7 +14401,7 @@
             </w:pPr>
             <w:r/>
             <w:r>
-              <w:t>514.00</w:t>
+              <w:t>516.00</w:t>
             </w:r>
           </w:p>
         </w:tc>
@@ -14429,7 +14429,7 @@
             </w:pPr>
             <w:r/>
             <w:r>
-              <w:t>516.75</w:t>
+              <w:t>518.75</w:t>
             </w:r>
           </w:p>
         </w:tc>
@@ -14457,7 +14457,7 @@
             </w:pPr>
             <w:r/>
             <w:r>
-              <w:t>510.25</w:t>
+              <w:t>512.25</w:t>
             </w:r>
           </w:p>
         </w:tc>
@@ -14488,7 +14488,7 @@
               <w:rPr>
                 <w:b/>
               </w:rPr>
-              <w:t>513.50</w:t>
+              <w:t>515.50</w:t>
             </w:r>
           </w:p>
         </w:tc>
@@ -14636,7 +14636,7 @@
             </w:pPr>
             <w:r/>
             <w:r>
-              <w:t>513.50</w:t>
+              <w:t>515.50</w:t>
             </w:r>
           </w:p>
         </w:tc>
@@ -14664,7 +14664,7 @@
             </w:pPr>
             <w:r/>
             <w:r>
-              <w:t>516.50</w:t>
+              <w:t>518.50</w:t>
             </w:r>
           </w:p>
         </w:tc>
@@ -14692,7 +14692,7 @@
             </w:pPr>
             <w:r/>
             <w:r>
-              <w:t>509.50</w:t>
+              <w:t>511.50</w:t>
             </w:r>
           </w:p>
         </w:tc>
@@ -14723,7 +14723,7 @@
               <w:rPr>
                 <w:b/>
               </w:rPr>
-              <w:t>514.25</w:t>
+              <w:t>516.25</w:t>
             </w:r>
           </w:p>
         </w:tc>
@@ -14871,7 +14871,7 @@
             </w:pPr>
             <w:r/>
             <w:r>
-              <w:t>514.25</w:t>
+              <w:t>516.25</w:t>
             </w:r>
           </w:p>
         </w:tc>
@@ -14899,7 +14899,7 @@
             </w:pPr>
             <w:r/>
             <w:r>
-              <w:t>518.75</w:t>
+              <w:t>520.75</w:t>
             </w:r>
           </w:p>
         </w:tc>
@@ -14927,7 +14927,7 @@
             </w:pPr>
             <w:r/>
             <w:r>
-              <w:t>509.25</w:t>
+              <w:t>511.25</w:t>
             </w:r>
           </w:p>
         </w:tc>
@@ -14958,7 +14958,7 @@
               <w:rPr>
                 <w:b/>
               </w:rPr>
-              <w:t>515.00</w:t>
+              <w:t>517.00</w:t>
             </w:r>
           </w:p>
         </w:tc>
@@ -15106,7 +15106,7 @@
             </w:pPr>
             <w:r/>
             <w:r>
-              <w:t>515.00</w:t>
+              <w:t>517.00</w:t>
             </w:r>
           </w:p>
         </w:tc>
@@ -15134,7 +15134,7 @@
             </w:pPr>
             <w:r/>
             <w:r>
-              <w:t>520.50</w:t>
+              <w:t>522.50</w:t>
             </w:r>
           </w:p>
         </w:tc>
@@ -15162,7 +15162,7 @@
             </w:pPr>
             <w:r/>
             <w:r>
-              <w:t>508.75</w:t>
+              <w:t>510.75</w:t>
             </w:r>
           </w:p>
         </w:tc>
@@ -15193,7 +15193,7 @@
               <w:rPr>
                 <w:b/>
               </w:rPr>
-              <w:t>517.25</w:t>
+              <w:t>519.25</w:t>
             </w:r>
           </w:p>
         </w:tc>
@@ -15341,7 +15341,7 @@
             </w:pPr>
             <w:r/>
             <w:r>
-              <w:t>517.25</w:t>
+              <w:t>519.25</w:t>
             </w:r>
           </w:p>
         </w:tc>
@@ -15369,7 +15369,7 @@
             </w:pPr>
             <w:r/>
             <w:r>
-              <w:t>520.25</w:t>
+              <w:t>522.25</w:t>
             </w:r>
           </w:p>
         </w:tc>
@@ -15397,7 +15397,7 @@
             </w:pPr>
             <w:r/>
             <w:r>
-              <w:t>513.00</w:t>
+              <w:t>515.00</w:t>
             </w:r>
           </w:p>
         </w:tc>
@@ -15428,7 +15428,7 @@
               <w:rPr>
                 <w:b/>
               </w:rPr>
-              <w:t>517.50</w:t>
+              <w:t>519.50</w:t>
             </w:r>
           </w:p>
         </w:tc>
@@ -15576,7 +15576,7 @@
             </w:pPr>
             <w:r/>
             <w:r>
-              <w:t>517.50</w:t>
+              <w:t>519.50</w:t>
             </w:r>
           </w:p>
         </w:tc>
@@ -15604,7 +15604,7 @@
             </w:pPr>
             <w:r/>
             <w:r>
-              <w:t>520.75</w:t>
+              <w:t>522.75</w:t>
             </w:r>
           </w:p>
         </w:tc>
@@ -15632,7 +15632,7 @@
             </w:pPr>
             <w:r/>
             <w:r>
-              <w:t>511.00</w:t>
+              <w:t>513.00</w:t>
             </w:r>
           </w:p>
         </w:tc>
@@ -15663,7 +15663,7 @@
               <w:rPr>
                 <w:b/>
               </w:rPr>
-              <w:t>518.25</w:t>
+              <w:t>520.25</w:t>
             </w:r>
           </w:p>
         </w:tc>
@@ -15811,7 +15811,7 @@
             </w:pPr>
             <w:r/>
             <w:r>
-              <w:t>518.25</w:t>
+              <w:t>520.25</w:t>
             </w:r>
           </w:p>
         </w:tc>
@@ -15839,7 +15839,7 @@
             </w:pPr>
             <w:r/>
             <w:r>
-              <w:t>521.25</w:t>
+              <w:t>523.25</w:t>
             </w:r>
           </w:p>
         </w:tc>
@@ -15867,7 +15867,7 @@
             </w:pPr>
             <w:r/>
             <w:r>
-              <w:t>513.75</w:t>
+              <w:t>515.75</w:t>
             </w:r>
           </w:p>
         </w:tc>
@@ -15898,7 +15898,7 @@
               <w:rPr>
                 <w:b/>
               </w:rPr>
-              <w:t>517.75</w:t>
+              <w:t>519.75</w:t>
             </w:r>
           </w:p>
         </w:tc>
@@ -16046,7 +16046,7 @@
             </w:pPr>
             <w:r/>
             <w:r>
-              <w:t>517.75</w:t>
+              <w:t>519.75</w:t>
             </w:r>
           </w:p>
         </w:tc>
@@ -16074,7 +16074,7 @@
             </w:pPr>
             <w:r/>
             <w:r>
-              <w:t>521.75</w:t>
+              <w:t>523.75</w:t>
             </w:r>
           </w:p>
         </w:tc>
@@ -16102,7 +16102,7 @@
             </w:pPr>
             <w:r/>
             <w:r>
-              <w:t>512.00</w:t>
+              <w:t>514.00</w:t>
             </w:r>
           </w:p>
         </w:tc>
@@ -16133,7 +16133,7 @@
               <w:rPr>
                 <w:b/>
               </w:rPr>
-              <w:t>518.25</w:t>
+              <w:t>520.25</w:t>
             </w:r>
           </w:p>
         </w:tc>
@@ -16281,7 +16281,7 @@
             </w:pPr>
             <w:r/>
             <w:r>
-              <w:t>518.25</w:t>
+              <w:t>520.25</w:t>
             </w:r>
           </w:p>
         </w:tc>
@@ -16309,7 +16309,7 @@
             </w:pPr>
             <w:r/>
             <w:r>
-              <w:t>520.75</w:t>
+              <w:t>522.75</w:t>
             </w:r>
           </w:p>
         </w:tc>
@@ -16337,7 +16337,7 @@
             </w:pPr>
             <w:r/>
             <w:r>
-              <w:t>515.00</w:t>
+              <w:t>517.00</w:t>
             </w:r>
           </w:p>
         </w:tc>
@@ -16368,7 +16368,7 @@
               <w:rPr>
                 <w:b/>
               </w:rPr>
-              <w:t>518.75</w:t>
+              <w:t>520.75</w:t>
             </w:r>
           </w:p>
         </w:tc>
@@ -16516,7 +16516,7 @@
             </w:pPr>
             <w:r/>
             <w:r>
-              <w:t>518.75</w:t>
+              <w:t>520.75</w:t>
             </w:r>
           </w:p>
         </w:tc>
@@ -16544,7 +16544,7 @@
             </w:pPr>
             <w:r/>
             <w:r>
-              <w:t>522.25</w:t>
+              <w:t>524.25</w:t>
             </w:r>
           </w:p>
         </w:tc>
@@ -16572,7 +16572,7 @@
             </w:pPr>
             <w:r/>
             <w:r>
-              <w:t>512.75</w:t>
+              <w:t>514.75</w:t>
             </w:r>
           </w:p>
         </w:tc>
@@ -16603,7 +16603,7 @@
               <w:rPr>
                 <w:b/>
               </w:rPr>
-              <w:t>519.75</w:t>
+              <w:t>521.75</w:t>
             </w:r>
           </w:p>
         </w:tc>
@@ -16751,7 +16751,7 @@
             </w:pPr>
             <w:r/>
             <w:r>
-              <w:t>519.75</w:t>
+              <w:t>521.75</w:t>
             </w:r>
           </w:p>
         </w:tc>
@@ -16779,7 +16779,7 @@
             </w:pPr>
             <w:r/>
             <w:r>
-              <w:t>522.50</w:t>
+              <w:t>524.50</w:t>
             </w:r>
           </w:p>
         </w:tc>
@@ -16807,7 +16807,7 @@
             </w:pPr>
             <w:r/>
             <w:r>
-              <w:t>517.25</w:t>
+              <w:t>519.25</w:t>
             </w:r>
           </w:p>
         </w:tc>
@@ -16838,7 +16838,7 @@
               <w:rPr>
                 <w:b/>
               </w:rPr>
-              <w:t>519.75</w:t>
+              <w:t>521.75</w:t>
             </w:r>
           </w:p>
         </w:tc>
@@ -16986,7 +16986,7 @@
             </w:pPr>
             <w:r/>
             <w:r>
-              <w:t>519.75</w:t>
+              <w:t>521.75</w:t>
             </w:r>
           </w:p>
         </w:tc>
@@ -17014,7 +17014,7 @@
             </w:pPr>
             <w:r/>
             <w:r>
-              <w:t>522.50</w:t>
+              <w:t>524.50</w:t>
             </w:r>
           </w:p>
         </w:tc>
@@ -17042,7 +17042,7 @@
             </w:pPr>
             <w:r/>
             <w:r>
-              <w:t>517.25</w:t>
+              <w:t>519.25</w:t>
             </w:r>
           </w:p>
         </w:tc>
@@ -17073,7 +17073,7 @@
               <w:rPr>
                 <w:b/>
               </w:rPr>
-              <w:t>519.25</w:t>
+              <w:t>521.25</w:t>
             </w:r>
           </w:p>
         </w:tc>
@@ -17221,7 +17221,7 @@
             </w:pPr>
             <w:r/>
             <w:r>
-              <w:t>519.25</w:t>
+              <w:t>521.25</w:t>
             </w:r>
           </w:p>
         </w:tc>
@@ -17249,7 +17249,7 @@
             </w:pPr>
             <w:r/>
             <w:r>
-              <w:t>522.25</w:t>
+              <w:t>524.25</w:t>
             </w:r>
           </w:p>
         </w:tc>
@@ -17277,7 +17277,7 @@
             </w:pPr>
             <w:r/>
             <w:r>
-              <w:t>516.00</w:t>
+              <w:t>518.00</w:t>
             </w:r>
           </w:p>
         </w:tc>
@@ -17308,7 +17308,7 @@
               <w:rPr>
                 <w:b/>
               </w:rPr>
-              <w:t>519.00</w:t>
+              <w:t>521.00</w:t>
             </w:r>
           </w:p>
         </w:tc>
@@ -17456,7 +17456,7 @@
             </w:pPr>
             <w:r/>
             <w:r>
-              <w:t>519.00</w:t>
+              <w:t>521.00</w:t>
             </w:r>
           </w:p>
         </w:tc>
@@ -17484,7 +17484,7 @@
             </w:pPr>
             <w:r/>
             <w:r>
-              <w:t>523.00</w:t>
+              <w:t>525.00</w:t>
             </w:r>
           </w:p>
         </w:tc>
@@ -17512,7 +17512,7 @@
             </w:pPr>
             <w:r/>
             <w:r>
-              <w:t>513.75</w:t>
+              <w:t>515.75</w:t>
             </w:r>
           </w:p>
         </w:tc>
@@ -17543,7 +17543,7 @@
               <w:rPr>
                 <w:b/>
               </w:rPr>
-              <w:t>519.50</w:t>
+              <w:t>521.50</w:t>
             </w:r>
           </w:p>
         </w:tc>
@@ -17691,7 +17691,7 @@
             </w:pPr>
             <w:r/>
             <w:r>
-              <w:t>519.50</w:t>
+              <w:t>521.50</w:t>
             </w:r>
           </w:p>
         </w:tc>
@@ -17719,7 +17719,7 @@
             </w:pPr>
             <w:r/>
             <w:r>
-              <w:t>524.25</w:t>
+              <w:t>526.25</w:t>
             </w:r>
           </w:p>
         </w:tc>
@@ -17747,7 +17747,7 @@
             </w:pPr>
             <w:r/>
             <w:r>
-              <w:t>512.50</w:t>
+              <w:t>514.50</w:t>
             </w:r>
           </w:p>
         </w:tc>
@@ -17778,7 +17778,7 @@
               <w:rPr>
                 <w:b/>
               </w:rPr>
-              <w:t>521.50</w:t>
+              <w:t>523.50</w:t>
             </w:r>
           </w:p>
         </w:tc>
@@ -17926,7 +17926,7 @@
             </w:pPr>
             <w:r/>
             <w:r>
-              <w:t>521.50</w:t>
+              <w:t>523.50</w:t>
             </w:r>
           </w:p>
         </w:tc>
@@ -17954,7 +17954,7 @@
             </w:pPr>
             <w:r/>
             <w:r>
-              <w:t>529.50</w:t>
+              <w:t>531.50</w:t>
             </w:r>
           </w:p>
         </w:tc>
@@ -17982,7 +17982,7 @@
             </w:pPr>
             <w:r/>
             <w:r>
-              <w:t>514.50</w:t>
+              <w:t>516.50</w:t>
             </w:r>
           </w:p>
         </w:tc>
@@ -18013,7 +18013,7 @@
               <w:rPr>
                 <w:b/>
               </w:rPr>
-              <w:t>523.00</w:t>
+              <w:t>525.00</w:t>
             </w:r>
           </w:p>
         </w:tc>
@@ -18161,7 +18161,7 @@
             </w:pPr>
             <w:r/>
             <w:r>
-              <w:t>523.00</w:t>
+              <w:t>525.00</w:t>
             </w:r>
           </w:p>
         </w:tc>
@@ -18189,7 +18189,7 @@
             </w:pPr>
             <w:r/>
             <w:r>
-              <w:t>527.50</w:t>
+              <w:t>529.50</w:t>
             </w:r>
           </w:p>
         </w:tc>
@@ -18217,7 +18217,7 @@
             </w:pPr>
             <w:r/>
             <w:r>
-              <w:t>518.75</w:t>
+              <w:t>520.75</w:t>
             </w:r>
           </w:p>
         </w:tc>
@@ -18248,7 +18248,7 @@
               <w:rPr>
                 <w:b/>
               </w:rPr>
-              <w:t>522.50</w:t>
+              <w:t>524.50</w:t>
             </w:r>
           </w:p>
         </w:tc>
@@ -18396,7 +18396,7 @@
             </w:pPr>
             <w:r/>
             <w:r>
-              <w:t>522.50</w:t>
+              <w:t>524.50</w:t>
             </w:r>
           </w:p>
         </w:tc>
@@ -18424,7 +18424,7 @@
             </w:pPr>
             <w:r/>
             <w:r>
-              <w:t>524.75</w:t>
+              <w:t>526.75</w:t>
             </w:r>
           </w:p>
         </w:tc>
@@ -18452,7 +18452,7 @@
             </w:pPr>
             <w:r/>
             <w:r>
-              <w:t>519.75</w:t>
+              <w:t>521.75</w:t>
             </w:r>
           </w:p>
         </w:tc>
@@ -18483,7 +18483,7 @@
               <w:rPr>
                 <w:b/>
               </w:rPr>
-              <w:t>522.25</w:t>
+              <w:t>524.25</w:t>
             </w:r>
           </w:p>
         </w:tc>
@@ -18631,7 +18631,7 @@
             </w:pPr>
             <w:r/>
             <w:r>
-              <w:t>522.25</w:t>
+              <w:t>524.25</w:t>
             </w:r>
           </w:p>
         </w:tc>
@@ -18659,7 +18659,7 @@
             </w:pPr>
             <w:r/>
             <w:r>
-              <w:t>524.25</w:t>
+              <w:t>526.25</w:t>
             </w:r>
           </w:p>
         </w:tc>
@@ -18687,7 +18687,7 @@
             </w:pPr>
             <w:r/>
             <w:r>
-              <w:t>517.75</w:t>
+              <w:t>519.75</w:t>
             </w:r>
           </w:p>
         </w:tc>
@@ -18718,7 +18718,7 @@
               <w:rPr>
                 <w:b/>
               </w:rPr>
-              <w:t>522.50</w:t>
+              <w:t>524.50</w:t>
             </w:r>
           </w:p>
         </w:tc>
@@ -18866,7 +18866,7 @@
             </w:pPr>
             <w:r/>
             <w:r>
-              <w:t>522.50</w:t>
+              <w:t>524.50</w:t>
             </w:r>
           </w:p>
         </w:tc>
@@ -18894,7 +18894,7 @@
             </w:pPr>
             <w:r/>
             <w:r>
-              <w:t>526.25</w:t>
+              <w:t>528.25</w:t>
             </w:r>
           </w:p>
         </w:tc>
@@ -18922,7 +18922,7 @@
             </w:pPr>
             <w:r/>
             <w:r>
-              <w:t>519.75</w:t>
+              <w:t>521.75</w:t>
             </w:r>
           </w:p>
         </w:tc>
@@ -18953,7 +18953,7 @@
               <w:rPr>
                 <w:b/>
               </w:rPr>
-              <w:t>523.00</w:t>
+              <w:t>525.00</w:t>
             </w:r>
           </w:p>
         </w:tc>
@@ -19101,7 +19101,7 @@
             </w:pPr>
             <w:r/>
             <w:r>
-              <w:t>523.00</w:t>
+              <w:t>525.00</w:t>
             </w:r>
           </w:p>
         </w:tc>
@@ -19129,7 +19129,7 @@
             </w:pPr>
             <w:r/>
             <w:r>
-              <w:t>526.00</w:t>
+              <w:t>528.00</w:t>
             </w:r>
           </w:p>
         </w:tc>
@@ -19157,7 +19157,7 @@
             </w:pPr>
             <w:r/>
             <w:r>
-              <w:t>518.50</w:t>
+              <w:t>520.50</w:t>
             </w:r>
           </w:p>
         </w:tc>
@@ -19188,7 +19188,7 @@
               <w:rPr>
                 <w:b/>
               </w:rPr>
-              <w:t>523.25</w:t>
+              <w:t>525.25</w:t>
             </w:r>
           </w:p>
         </w:tc>
@@ -19336,7 +19336,7 @@
             </w:pPr>
             <w:r/>
             <w:r>
-              <w:t>523.25</w:t>
+              <w:t>525.25</w:t>
             </w:r>
           </w:p>
         </w:tc>
@@ -19364,7 +19364,7 @@
             </w:pPr>
             <w:r/>
             <w:r>
-              <w:t>527.50</w:t>
+              <w:t>529.50</w:t>
             </w:r>
           </w:p>
         </w:tc>
@@ -19392,7 +19392,7 @@
             </w:pPr>
             <w:r/>
             <w:r>
-              <w:t>520.00</w:t>
+              <w:t>522.00</w:t>
             </w:r>
           </w:p>
         </w:tc>
@@ -19423,7 +19423,7 @@
               <w:rPr>
                 <w:b/>
               </w:rPr>
-              <w:t>524.00</w:t>
+              <w:t>526.00</w:t>
             </w:r>
           </w:p>
         </w:tc>
@@ -19571,7 +19571,7 @@
             </w:pPr>
             <w:r/>
             <w:r>
-              <w:t>524.00</w:t>
+              <w:t>526.00</w:t>
             </w:r>
           </w:p>
         </w:tc>
@@ -19599,7 +19599,7 @@
             </w:pPr>
             <w:r/>
             <w:r>
-              <w:t>527.50</w:t>
+              <w:t>529.50</w:t>
             </w:r>
           </w:p>
         </w:tc>
@@ -19627,7 +19627,7 @@
             </w:pPr>
             <w:r/>
             <w:r>
-              <w:t>521.75</w:t>
+              <w:t>523.75</w:t>
             </w:r>
           </w:p>
         </w:tc>
@@ -19658,7 +19658,7 @@
               <w:rPr>
                 <w:b/>
               </w:rPr>
-              <w:t>524.00</w:t>
+              <w:t>526.00</w:t>
             </w:r>
           </w:p>
         </w:tc>
@@ -19806,7 +19806,7 @@
             </w:pPr>
             <w:r/>
             <w:r>
-              <w:t>524.00</w:t>
+              <w:t>526.00</w:t>
             </w:r>
           </w:p>
         </w:tc>
@@ -19834,7 +19834,7 @@
             </w:pPr>
             <w:r/>
             <w:r>
-              <w:t>527.75</w:t>
+              <w:t>529.75</w:t>
             </w:r>
           </w:p>
         </w:tc>
@@ -19862,7 +19862,7 @@
             </w:pPr>
             <w:r/>
             <w:r>
-              <w:t>520.50</w:t>
+              <w:t>522.50</w:t>
             </w:r>
           </w:p>
         </w:tc>
@@ -19893,7 +19893,7 @@
               <w:rPr>
                 <w:b/>
               </w:rPr>
-              <w:t>523.75</w:t>
+              <w:t>525.75</w:t>
             </w:r>
           </w:p>
         </w:tc>
@@ -20041,7 +20041,7 @@
             </w:pPr>
             <w:r/>
             <w:r>
-              <w:t>523.75</w:t>
+              <w:t>525.75</w:t>
             </w:r>
           </w:p>
         </w:tc>
@@ -20069,7 +20069,7 @@
             </w:pPr>
             <w:r/>
             <w:r>
-              <w:t>527.25</w:t>
+              <w:t>529.25</w:t>
             </w:r>
           </w:p>
         </w:tc>
@@ -20097,7 +20097,7 @@
             </w:pPr>
             <w:r/>
             <w:r>
-              <w:t>520.50</w:t>
+              <w:t>522.50</w:t>
             </w:r>
           </w:p>
         </w:tc>
@@ -20128,7 +20128,7 @@
               <w:rPr>
                 <w:b/>
               </w:rPr>
-              <w:t>523.50</w:t>
+              <w:t>525.50</w:t>
             </w:r>
           </w:p>
         </w:tc>
@@ -20276,7 +20276,7 @@
             </w:pPr>
             <w:r/>
             <w:r>
-              <w:t>523.50</w:t>
+              <w:t>525.50</w:t>
             </w:r>
           </w:p>
         </w:tc>
@@ -20304,7 +20304,7 @@
             </w:pPr>
             <w:r/>
             <w:r>
-              <w:t>526.50</w:t>
+              <w:t>528.50</w:t>
             </w:r>
           </w:p>
         </w:tc>
@@ -20332,7 +20332,7 @@
             </w:pPr>
             <w:r/>
             <w:r>
-              <w:t>520.75</w:t>
+              <w:t>522.75</w:t>
             </w:r>
           </w:p>
         </w:tc>
@@ -20363,7 +20363,7 @@
               <w:rPr>
                 <w:b/>
               </w:rPr>
-              <w:t>523.75</w:t>
+              <w:t>525.75</w:t>
             </w:r>
           </w:p>
         </w:tc>
@@ -20511,7 +20511,7 @@
             </w:pPr>
             <w:r/>
             <w:r>
-              <w:t>523.75</w:t>
+              <w:t>525.75</w:t>
             </w:r>
           </w:p>
         </w:tc>
@@ -20539,7 +20539,7 @@
             </w:pPr>
             <w:r/>
             <w:r>
-              <w:t>526.75</w:t>
+              <w:t>528.75</w:t>
             </w:r>
           </w:p>
         </w:tc>
@@ -20567,7 +20567,7 @@
             </w:pPr>
             <w:r/>
             <w:r>
-              <w:t>521.00</w:t>
+              <w:t>523.00</w:t>
             </w:r>
           </w:p>
         </w:tc>
@@ -20598,7 +20598,7 @@
               <w:rPr>
                 <w:b/>
               </w:rPr>
-              <w:t>523.75</w:t>
+              <w:t>525.75</w:t>
             </w:r>
           </w:p>
         </w:tc>
@@ -20746,7 +20746,7 @@
             </w:pPr>
             <w:r/>
             <w:r>
-              <w:t>523.75</w:t>
+              <w:t>525.75</w:t>
             </w:r>
           </w:p>
         </w:tc>
@@ -20774,7 +20774,7 @@
             </w:pPr>
             <w:r/>
             <w:r>
-              <w:t>527.75</w:t>
+              <w:t>529.75</w:t>
             </w:r>
           </w:p>
         </w:tc>
@@ -20802,7 +20802,7 @@
             </w:pPr>
             <w:r/>
             <w:r>
-              <w:t>520.25</w:t>
+              <w:t>522.25</w:t>
             </w:r>
           </w:p>
         </w:tc>
@@ -20833,7 +20833,7 @@
               <w:rPr>
                 <w:b/>
               </w:rPr>
-              <w:t>524.25</w:t>
+              <w:t>526.25</w:t>
             </w:r>
           </w:p>
         </w:tc>
@@ -20981,7 +20981,7 @@
             </w:pPr>
             <w:r/>
             <w:r>
-              <w:t>524.25</w:t>
+              <w:t>526.25</w:t>
             </w:r>
           </w:p>
         </w:tc>
@@ -21009,7 +21009,7 @@
             </w:pPr>
             <w:r/>
             <w:r>
-              <w:t>528.25</w:t>
+              <w:t>530.25</w:t>
             </w:r>
           </w:p>
         </w:tc>
@@ -21037,7 +21037,7 @@
             </w:pPr>
             <w:r/>
             <w:r>
-              <w:t>522.50</w:t>
+              <w:t>524.50</w:t>
             </w:r>
           </w:p>
         </w:tc>
@@ -21068,7 +21068,7 @@
               <w:rPr>
                 <w:b/>
               </w:rPr>
-              <w:t>524.00</w:t>
+              <w:t>526.00</w:t>
             </w:r>
           </w:p>
         </w:tc>
@@ -21791,7 +21791,7 @@
         <w:t>Giá Chốt Phiên (Close):</w:t>
       </w:r>
       <w:r>
-        <w:t xml:space="preserve"> 688.75 cents | </w:t>
+        <w:t xml:space="preserve"> 698.00 cents | </w:t>
       </w:r>
       <w:r>
         <w:rPr>
@@ -21806,10 +21806,10 @@
         <w:rPr>
           <w:b/>
         </w:rPr>
-        <w:t>`694.51 cents`</w:t>
+        <w:t>`701.23 cents`</w:t>
       </w:r>
       <w:r>
-        <w:t xml:space="preserve"> (+5.76).</w:t>
+        <w:t xml:space="preserve"> (+3.23).</w:t>
       </w:r>
     </w:p>
     <w:p>
@@ -21830,7 +21830,7 @@
         <w:rPr>
           <w:b/>
         </w:rPr>
-        <w:t>`26,366`</w:t>
+        <w:t>`34,488`</w:t>
       </w:r>
       <w:r>
         <w:t xml:space="preserve"> (Chênh lệch: </w:t>
@@ -21839,7 +21839,7 @@
         <w:rPr>
           <w:b/>
         </w:rPr>
-        <w:t>`-39,919`</w:t>
+        <w:t>`-31,797`</w:t>
       </w:r>
       <w:r>
         <w:t xml:space="preserve">) | OI: </w:t>
@@ -21881,7 +21881,7 @@
         <w:rPr>
           <w:b/>
         </w:rPr>
-        <w:t>`Doji (Nến lưỡng lự thế trận)`</w:t>
+        <w:t>`Không phát hiện mô hình nến đặc biệt`</w:t>
       </w:r>
     </w:p>
     <w:p>
@@ -22173,7 +22173,7 @@
               <w:rPr>
                 <w:b/>
               </w:rPr>
-              <w:t>87.71</w:t>
+              <w:t>87.82</w:t>
             </w:r>
           </w:p>
         </w:tc>
@@ -22204,7 +22204,7 @@
               <w:rPr>
                 <w:b/>
               </w:rPr>
-              <w:t>-4.84%</w:t>
+              <w:t>-4.72%</w:t>
             </w:r>
           </w:p>
         </w:tc>
@@ -22296,7 +22296,7 @@
               <w:rPr>
                 <w:b/>
               </w:rPr>
-              <w:t>99.01</w:t>
+              <w:t>98.94</w:t>
             </w:r>
           </w:p>
         </w:tc>
@@ -22327,7 +22327,7 @@
               <w:rPr>
                 <w:b/>
               </w:rPr>
-              <w:t>+0.01%</w:t>
+              <w:t>-0.06%</w:t>
             </w:r>
           </w:p>
         </w:tc>
@@ -22355,7 +22355,7 @@
             </w:pPr>
             <w:r/>
             <w:r>
-              <w:t>DXY Tăng khiến lúa mì Mỹ đắt đỏ hơn đối với các khách hàng truyền thống như Ai Cập/Châu Á.</w:t>
+              <w:t>DXY Giảm kích thích nhu cầu nhập khẩu lúa mì Mỹ trên thị trường quốc tế.</w:t>
             </w:r>
           </w:p>
         </w:tc>
@@ -22941,7 +22941,7 @@
         <w:t xml:space="preserve"> EMA_21 </w:t>
       </w:r>
       <w:r>
-        <w:t xml:space="preserve"> (698.50) &lt; </w:t>
+        <w:t xml:space="preserve"> (698.46) &lt; </w:t>
       </w:r>
       <w:r>
         <w:rPr>
@@ -22952,7 +22952,7 @@
         <w:t xml:space="preserve"> EMA_50 </w:t>
       </w:r>
       <w:r>
-        <w:t xml:space="preserve"> (700.08).</w:t>
+        <w:t xml:space="preserve"> (700.00).</w:t>
       </w:r>
     </w:p>
     <w:p>
@@ -22973,7 +22973,7 @@
         <w:rPr>
           <w:b/>
         </w:rPr>
-        <w:t>`29.36`</w:t>
+        <w:t>`47.96`</w:t>
       </w:r>
       <w:r>
         <w:t xml:space="preserve"> | ATR (14) = </w:t>
@@ -22982,7 +22982,7 @@
         <w:rPr>
           <w:b/>
         </w:rPr>
-        <w:t>`5.41`</w:t>
+        <w:t>`6.22`</w:t>
       </w:r>
       <w:r>
         <w:t xml:space="preserve"> cents | Volatility = </w:t>
@@ -22991,7 +22991,7 @@
         <w:rPr>
           <w:b/>
         </w:rPr>
-        <w:t>`3.75 cents`</w:t>
+        <w:t>`11.50 cents`</w:t>
       </w:r>
       <w:r>
         <w:t>.</w:t>
@@ -23015,7 +23015,7 @@
         <w:rPr>
           <w:b/>
         </w:rPr>
-        <w:t>`681.50`</w:t>
+        <w:t>`692.25`</w:t>
       </w:r>
       <w:r>
         <w:t xml:space="preserve"> | S2: </w:t>
@@ -23033,7 +23033,7 @@
         <w:rPr>
           <w:b/>
         </w:rPr>
-        <w:t>`692.25`</w:t>
+        <w:t>`702.50`</w:t>
       </w:r>
       <w:r>
         <w:t xml:space="preserve"> | R2: </w:t>
@@ -23766,7 +23766,7 @@
           <w:b/>
           <w:color w:val="B91C1C"/>
         </w:rPr>
-        <w:t>`698.50 - 700.08 cents (Canh bán hồi kỹ thuật H1)`</w:t>
+        <w:t>`698.46 - 700.00 cents (Canh bán hồi kỹ thuật H1)`</w:t>
       </w:r>
       <w:r>
         <w:t xml:space="preserve"> | SL: </w:t>
@@ -23775,7 +23775,7 @@
         <w:rPr>
           <w:b/>
         </w:rPr>
-        <w:t>`736.37 cents (Trên kháng cự R2 + 1.5x ATR)`</w:t>
+        <w:t>`737.58 cents (Trên kháng cự R2 + 1.5x ATR)`</w:t>
       </w:r>
       <w:r>
         <w:t xml:space="preserve"> | TP: </w:t>
@@ -23786,7 +23786,7 @@
           <w:color w:val="D97706"/>
           <w:sz w:val="19"/>
         </w:rPr>
-        <w:t xml:space="preserve"> 681.50 cents </w:t>
+        <w:t xml:space="preserve"> 692.25 cents </w:t>
       </w:r>
       <w:r>
         <w:t xml:space="preserve"> / </w:t>
@@ -23837,7 +23837,7 @@
         <w:rPr>
           <w:b/>
         </w:rPr>
-        <w:t>`679.50 - 681.50 cents`</w:t>
+        <w:t>`690.25 - 692.25 cents`</w:t>
       </w:r>
       <w:r>
         <w:t xml:space="preserve"> | SL: </w:t>
@@ -23846,7 +23846,7 @@
         <w:rPr>
           <w:b/>
         </w:rPr>
-        <w:t>`639.84 cents`</w:t>
+        <w:t>`639.03 cents`</w:t>
       </w:r>
       <w:r>
         <w:t xml:space="preserve"> | TP: </w:t>
@@ -23855,7 +23855,7 @@
         <w:rPr>
           <w:b/>
         </w:rPr>
-        <w:t>`692.25 cents (Đón sóng hồi trung hạn ~14.5 giá)`</w:t>
+        <w:t>`702.50 cents (Đón sóng hồi trung hạn ~14.5 giá)`</w:t>
       </w:r>
       <w:r>
         <w:t>.</w:t>
@@ -23883,7 +23883,7 @@
         <w:rPr>
           <w:b/>
         </w:rPr>
-        <w:t>`692.25 - 694.25 cents`</w:t>
+        <w:t>`702.50 - 704.50 cents`</w:t>
       </w:r>
       <w:r>
         <w:t xml:space="preserve"> | SL: </w:t>
@@ -23892,7 +23892,7 @@
         <w:rPr>
           <w:b/>
         </w:rPr>
-        <w:t>`697.66 cents`</w:t>
+        <w:t>`708.72 cents`</w:t>
       </w:r>
       <w:r>
         <w:t xml:space="preserve"> | TP: </w:t>
@@ -23941,7 +23941,7 @@
         <w:rPr>
           <w:b/>
         </w:rPr>
-        <w:t>`623.61 - 645.25 cents`</w:t>
+        <w:t>`620.36 - 645.25 cents`</w:t>
       </w:r>
     </w:p>
     <w:p>
@@ -24348,7 +24348,7 @@
             </w:pPr>
             <w:r/>
             <w:r>
-              <w:t>688.75</w:t>
+              <w:t>698.00</w:t>
             </w:r>
           </w:p>
         </w:tc>
@@ -24376,7 +24376,7 @@
             </w:pPr>
             <w:r/>
             <w:r>
-              <w:t>700.00</w:t>
+              <w:t>709.25</w:t>
             </w:r>
           </w:p>
         </w:tc>
@@ -24404,7 +24404,7 @@
             </w:pPr>
             <w:r/>
             <w:r>
-              <w:t>683.25</w:t>
+              <w:t>692.50</w:t>
             </w:r>
           </w:p>
         </w:tc>
@@ -24435,7 +24435,7 @@
               <w:rPr>
                 <w:b/>
               </w:rPr>
-              <w:t>688.00</w:t>
+              <w:t>697.25</w:t>
             </w:r>
           </w:p>
         </w:tc>
@@ -24583,7 +24583,7 @@
             </w:pPr>
             <w:r/>
             <w:r>
-              <w:t>688.00</w:t>
+              <w:t>697.25</w:t>
             </w:r>
           </w:p>
         </w:tc>
@@ -24611,7 +24611,7 @@
             </w:pPr>
             <w:r/>
             <w:r>
-              <w:t>695.50</w:t>
+              <w:t>704.75</w:t>
             </w:r>
           </w:p>
         </w:tc>
@@ -24639,7 +24639,7 @@
             </w:pPr>
             <w:r/>
             <w:r>
-              <w:t>682.00</w:t>
+              <w:t>691.25</w:t>
             </w:r>
           </w:p>
         </w:tc>
@@ -24670,7 +24670,7 @@
               <w:rPr>
                 <w:b/>
               </w:rPr>
-              <w:t>687.50</w:t>
+              <w:t>696.75</w:t>
             </w:r>
           </w:p>
         </w:tc>
@@ -24818,7 +24818,7 @@
             </w:pPr>
             <w:r/>
             <w:r>
-              <w:t>687.50</w:t>
+              <w:t>696.75</w:t>
             </w:r>
           </w:p>
         </w:tc>
@@ -24846,7 +24846,7 @@
             </w:pPr>
             <w:r/>
             <w:r>
-              <w:t>701.25</w:t>
+              <w:t>710.50</w:t>
             </w:r>
           </w:p>
         </w:tc>
@@ -24874,7 +24874,7 @@
             </w:pPr>
             <w:r/>
             <w:r>
-              <w:t>672.75</w:t>
+              <w:t>682.00</w:t>
             </w:r>
           </w:p>
         </w:tc>
@@ -24905,7 +24905,7 @@
               <w:rPr>
                 <w:b/>
               </w:rPr>
-              <w:t>689.50</w:t>
+              <w:t>698.75</w:t>
             </w:r>
           </w:p>
         </w:tc>
@@ -25053,7 +25053,7 @@
             </w:pPr>
             <w:r/>
             <w:r>
-              <w:t>689.50</w:t>
+              <w:t>698.75</w:t>
             </w:r>
           </w:p>
         </w:tc>
@@ -25081,7 +25081,7 @@
             </w:pPr>
             <w:r/>
             <w:r>
-              <w:t>702.75</w:t>
+              <w:t>712.00</w:t>
             </w:r>
           </w:p>
         </w:tc>
@@ -25109,7 +25109,7 @@
             </w:pPr>
             <w:r/>
             <w:r>
-              <w:t>681.25</w:t>
+              <w:t>690.50</w:t>
             </w:r>
           </w:p>
         </w:tc>
@@ -25140,7 +25140,7 @@
               <w:rPr>
                 <w:b/>
               </w:rPr>
-              <w:t>690.75</w:t>
+              <w:t>700.00</w:t>
             </w:r>
           </w:p>
         </w:tc>
@@ -25288,7 +25288,7 @@
             </w:pPr>
             <w:r/>
             <w:r>
-              <w:t>690.75</w:t>
+              <w:t>700.00</w:t>
             </w:r>
           </w:p>
         </w:tc>
@@ -25316,7 +25316,7 @@
             </w:pPr>
             <w:r/>
             <w:r>
-              <w:t>707.25</w:t>
+              <w:t>716.50</w:t>
             </w:r>
           </w:p>
         </w:tc>
@@ -25344,7 +25344,7 @@
             </w:pPr>
             <w:r/>
             <w:r>
-              <w:t>680.25</w:t>
+              <w:t>689.50</w:t>
             </w:r>
           </w:p>
         </w:tc>
@@ -25375,7 +25375,7 @@
               <w:rPr>
                 <w:b/>
               </w:rPr>
-              <w:t>695.25</w:t>
+              <w:t>704.50</w:t>
             </w:r>
           </w:p>
         </w:tc>
@@ -25523,7 +25523,7 @@
             </w:pPr>
             <w:r/>
             <w:r>
-              <w:t>695.25</w:t>
+              <w:t>704.50</w:t>
             </w:r>
           </w:p>
         </w:tc>
@@ -25551,7 +25551,7 @@
             </w:pPr>
             <w:r/>
             <w:r>
-              <w:t>703.00</w:t>
+              <w:t>712.25</w:t>
             </w:r>
           </w:p>
         </w:tc>
@@ -25579,7 +25579,7 @@
             </w:pPr>
             <w:r/>
             <w:r>
-              <w:t>684.25</w:t>
+              <w:t>693.50</w:t>
             </w:r>
           </w:p>
         </w:tc>
@@ -25610,7 +25610,7 @@
               <w:rPr>
                 <w:b/>
               </w:rPr>
-              <w:t>696.50</w:t>
+              <w:t>705.75</w:t>
             </w:r>
           </w:p>
         </w:tc>
@@ -25758,7 +25758,7 @@
             </w:pPr>
             <w:r/>
             <w:r>
-              <w:t>696.50</w:t>
+              <w:t>705.75</w:t>
             </w:r>
           </w:p>
         </w:tc>
@@ -25786,7 +25786,7 @@
             </w:pPr>
             <w:r/>
             <w:r>
-              <w:t>704.75</w:t>
+              <w:t>714.00</w:t>
             </w:r>
           </w:p>
         </w:tc>
@@ -25814,7 +25814,7 @@
             </w:pPr>
             <w:r/>
             <w:r>
-              <w:t>686.00</w:t>
+              <w:t>695.25</w:t>
             </w:r>
           </w:p>
         </w:tc>
@@ -25845,7 +25845,7 @@
               <w:rPr>
                 <w:b/>
               </w:rPr>
-              <w:t>698.25</w:t>
+              <w:t>707.50</w:t>
             </w:r>
           </w:p>
         </w:tc>
@@ -25993,7 +25993,7 @@
             </w:pPr>
             <w:r/>
             <w:r>
-              <w:t>698.25</w:t>
+              <w:t>707.50</w:t>
             </w:r>
           </w:p>
         </w:tc>
@@ -26021,7 +26021,7 @@
             </w:pPr>
             <w:r/>
             <w:r>
-              <w:t>710.50</w:t>
+              <w:t>719.75</w:t>
             </w:r>
           </w:p>
         </w:tc>
@@ -26049,7 +26049,7 @@
             </w:pPr>
             <w:r/>
             <w:r>
-              <w:t>688.50</w:t>
+              <w:t>697.75</w:t>
             </w:r>
           </w:p>
         </w:tc>
@@ -26080,7 +26080,7 @@
               <w:rPr>
                 <w:b/>
               </w:rPr>
-              <w:t>697.25</w:t>
+              <w:t>706.50</w:t>
             </w:r>
           </w:p>
         </w:tc>
@@ -26228,7 +26228,7 @@
             </w:pPr>
             <w:r/>
             <w:r>
-              <w:t>697.25</w:t>
+              <w:t>706.50</w:t>
             </w:r>
           </w:p>
         </w:tc>
@@ -26256,7 +26256,7 @@
             </w:pPr>
             <w:r/>
             <w:r>
-              <w:t>707.75</w:t>
+              <w:t>717.00</w:t>
             </w:r>
           </w:p>
         </w:tc>
@@ -26284,7 +26284,7 @@
             </w:pPr>
             <w:r/>
             <w:r>
-              <w:t>682.50</w:t>
+              <w:t>691.75</w:t>
             </w:r>
           </w:p>
         </w:tc>
@@ -26315,7 +26315,7 @@
               <w:rPr>
                 <w:b/>
               </w:rPr>
-              <w:t>699.50</w:t>
+              <w:t>708.75</w:t>
             </w:r>
           </w:p>
         </w:tc>
@@ -26463,7 +26463,7 @@
             </w:pPr>
             <w:r/>
             <w:r>
-              <w:t>699.50</w:t>
+              <w:t>708.75</w:t>
             </w:r>
           </w:p>
         </w:tc>
@@ -26491,7 +26491,7 @@
             </w:pPr>
             <w:r/>
             <w:r>
-              <w:t>710.00</w:t>
+              <w:t>719.25</w:t>
             </w:r>
           </w:p>
         </w:tc>
@@ -26519,7 +26519,7 @@
             </w:pPr>
             <w:r/>
             <w:r>
-              <w:t>693.25</w:t>
+              <w:t>702.50</w:t>
             </w:r>
           </w:p>
         </w:tc>
@@ -26550,7 +26550,7 @@
               <w:rPr>
                 <w:b/>
               </w:rPr>
-              <w:t>700.25</w:t>
+              <w:t>709.50</w:t>
             </w:r>
           </w:p>
         </w:tc>
@@ -26698,7 +26698,7 @@
             </w:pPr>
             <w:r/>
             <w:r>
-              <w:t>700.25</w:t>
+              <w:t>709.50</w:t>
             </w:r>
           </w:p>
         </w:tc>
@@ -26726,7 +26726,7 @@
             </w:pPr>
             <w:r/>
             <w:r>
-              <w:t>714.50</w:t>
+              <w:t>723.75</w:t>
             </w:r>
           </w:p>
         </w:tc>
@@ -26754,7 +26754,7 @@
             </w:pPr>
             <w:r/>
             <w:r>
-              <w:t>685.50</w:t>
+              <w:t>694.75</w:t>
             </w:r>
           </w:p>
         </w:tc>
@@ -26785,7 +26785,7 @@
               <w:rPr>
                 <w:b/>
               </w:rPr>
-              <w:t>702.25</w:t>
+              <w:t>711.50</w:t>
             </w:r>
           </w:p>
         </w:tc>
@@ -26933,7 +26933,7 @@
             </w:pPr>
             <w:r/>
             <w:r>
-              <w:t>702.25</w:t>
+              <w:t>711.50</w:t>
             </w:r>
           </w:p>
         </w:tc>
@@ -26961,7 +26961,7 @@
             </w:pPr>
             <w:r/>
             <w:r>
-              <w:t>708.75</w:t>
+              <w:t>718.00</w:t>
             </w:r>
           </w:p>
         </w:tc>
@@ -26989,7 +26989,7 @@
             </w:pPr>
             <w:r/>
             <w:r>
-              <w:t>695.50</w:t>
+              <w:t>704.75</w:t>
             </w:r>
           </w:p>
         </w:tc>
@@ -27020,7 +27020,7 @@
               <w:rPr>
                 <w:b/>
               </w:rPr>
-              <w:t>702.50</w:t>
+              <w:t>711.75</w:t>
             </w:r>
           </w:p>
         </w:tc>
@@ -27168,7 +27168,7 @@
             </w:pPr>
             <w:r/>
             <w:r>
-              <w:t>702.50</w:t>
+              <w:t>711.75</w:t>
             </w:r>
           </w:p>
         </w:tc>
@@ -27196,7 +27196,7 @@
             </w:pPr>
             <w:r/>
             <w:r>
-              <w:t>712.75</w:t>
+              <w:t>722.00</w:t>
             </w:r>
           </w:p>
         </w:tc>
@@ -27224,7 +27224,7 @@
             </w:pPr>
             <w:r/>
             <w:r>
-              <w:t>694.50</w:t>
+              <w:t>703.75</w:t>
             </w:r>
           </w:p>
         </w:tc>
@@ -27255,7 +27255,7 @@
               <w:rPr>
                 <w:b/>
               </w:rPr>
-              <w:t>703.00</w:t>
+              <w:t>712.25</w:t>
             </w:r>
           </w:p>
         </w:tc>
@@ -27403,7 +27403,7 @@
             </w:pPr>
             <w:r/>
             <w:r>
-              <w:t>703.00</w:t>
+              <w:t>712.25</w:t>
             </w:r>
           </w:p>
         </w:tc>
@@ -27431,7 +27431,7 @@
             </w:pPr>
             <w:r/>
             <w:r>
-              <w:t>710.00</w:t>
+              <w:t>719.25</w:t>
             </w:r>
           </w:p>
         </w:tc>
@@ -27459,7 +27459,7 @@
             </w:pPr>
             <w:r/>
             <w:r>
-              <w:t>697.00</w:t>
+              <w:t>706.25</w:t>
             </w:r>
           </w:p>
         </w:tc>
@@ -27490,7 +27490,7 @@
               <w:rPr>
                 <w:b/>
               </w:rPr>
-              <w:t>702.25</w:t>
+              <w:t>711.50</w:t>
             </w:r>
           </w:p>
         </w:tc>
@@ -27638,7 +27638,7 @@
             </w:pPr>
             <w:r/>
             <w:r>
-              <w:t>702.25</w:t>
+              <w:t>711.50</w:t>
             </w:r>
           </w:p>
         </w:tc>
@@ -27666,7 +27666,7 @@
             </w:pPr>
             <w:r/>
             <w:r>
-              <w:t>715.75</w:t>
+              <w:t>725.00</w:t>
             </w:r>
           </w:p>
         </w:tc>
@@ -27694,7 +27694,7 @@
             </w:pPr>
             <w:r/>
             <w:r>
-              <w:t>689.25</w:t>
+              <w:t>698.50</w:t>
             </w:r>
           </w:p>
         </w:tc>
@@ -27725,7 +27725,7 @@
               <w:rPr>
                 <w:b/>
               </w:rPr>
-              <w:t>704.00</w:t>
+              <w:t>713.25</w:t>
             </w:r>
           </w:p>
         </w:tc>
@@ -27873,7 +27873,7 @@
             </w:pPr>
             <w:r/>
             <w:r>
-              <w:t>704.00</w:t>
+              <w:t>713.25</w:t>
             </w:r>
           </w:p>
         </w:tc>
@@ -27901,7 +27901,7 @@
             </w:pPr>
             <w:r/>
             <w:r>
-              <w:t>713.25</w:t>
+              <w:t>722.50</w:t>
             </w:r>
           </w:p>
         </w:tc>
@@ -27929,7 +27929,7 @@
             </w:pPr>
             <w:r/>
             <w:r>
-              <w:t>693.25</w:t>
+              <w:t>702.50</w:t>
             </w:r>
           </w:p>
         </w:tc>
@@ -27960,7 +27960,7 @@
               <w:rPr>
                 <w:b/>
               </w:rPr>
-              <w:t>704.50</w:t>
+              <w:t>713.75</w:t>
             </w:r>
           </w:p>
         </w:tc>
@@ -28108,7 +28108,7 @@
             </w:pPr>
             <w:r/>
             <w:r>
-              <w:t>704.50</w:t>
+              <w:t>713.75</w:t>
             </w:r>
           </w:p>
         </w:tc>
@@ -28136,7 +28136,7 @@
             </w:pPr>
             <w:r/>
             <w:r>
-              <w:t>716.75</w:t>
+              <w:t>726.00</w:t>
             </w:r>
           </w:p>
         </w:tc>
@@ -28164,7 +28164,7 @@
             </w:pPr>
             <w:r/>
             <w:r>
-              <w:t>690.25</w:t>
+              <w:t>699.50</w:t>
             </w:r>
           </w:p>
         </w:tc>
@@ -28195,7 +28195,7 @@
               <w:rPr>
                 <w:b/>
               </w:rPr>
-              <w:t>703.00</w:t>
+              <w:t>712.25</w:t>
             </w:r>
           </w:p>
         </w:tc>
@@ -28343,7 +28343,7 @@
             </w:pPr>
             <w:r/>
             <w:r>
-              <w:t>703.00</w:t>
+              <w:t>712.25</w:t>
             </w:r>
           </w:p>
         </w:tc>
@@ -28371,7 +28371,7 @@
             </w:pPr>
             <w:r/>
             <w:r>
-              <w:t>710.00</w:t>
+              <w:t>719.25</w:t>
             </w:r>
           </w:p>
         </w:tc>
@@ -28399,7 +28399,7 @@
             </w:pPr>
             <w:r/>
             <w:r>
-              <w:t>693.50</w:t>
+              <w:t>702.75</w:t>
             </w:r>
           </w:p>
         </w:tc>
@@ -28430,7 +28430,7 @@
               <w:rPr>
                 <w:b/>
               </w:rPr>
-              <w:t>703.50</w:t>
+              <w:t>712.75</w:t>
             </w:r>
           </w:p>
         </w:tc>
@@ -28578,7 +28578,7 @@
             </w:pPr>
             <w:r/>
             <w:r>
-              <w:t>703.50</w:t>
+              <w:t>712.75</w:t>
             </w:r>
           </w:p>
         </w:tc>
@@ -28606,7 +28606,7 @@
             </w:pPr>
             <w:r/>
             <w:r>
-              <w:t>714.00</w:t>
+              <w:t>723.25</w:t>
             </w:r>
           </w:p>
         </w:tc>
@@ -28634,7 +28634,7 @@
             </w:pPr>
             <w:r/>
             <w:r>
-              <w:t>696.25</w:t>
+              <w:t>705.50</w:t>
             </w:r>
           </w:p>
         </w:tc>
@@ -28665,7 +28665,7 @@
               <w:rPr>
                 <w:b/>
               </w:rPr>
-              <w:t>703.25</w:t>
+              <w:t>712.50</w:t>
             </w:r>
           </w:p>
         </w:tc>
@@ -28813,7 +28813,7 @@
             </w:pPr>
             <w:r/>
             <w:r>
-              <w:t>703.25</w:t>
+              <w:t>712.50</w:t>
             </w:r>
           </w:p>
         </w:tc>
@@ -28841,7 +28841,7 @@
             </w:pPr>
             <w:r/>
             <w:r>
-              <w:t>713.00</w:t>
+              <w:t>722.25</w:t>
             </w:r>
           </w:p>
         </w:tc>
@@ -28869,7 +28869,7 @@
             </w:pPr>
             <w:r/>
             <w:r>
-              <w:t>693.50</w:t>
+              <w:t>702.75</w:t>
             </w:r>
           </w:p>
         </w:tc>
@@ -28900,7 +28900,7 @@
               <w:rPr>
                 <w:b/>
               </w:rPr>
-              <w:t>703.75</w:t>
+              <w:t>713.00</w:t>
             </w:r>
           </w:p>
         </w:tc>
@@ -29048,7 +29048,7 @@
             </w:pPr>
             <w:r/>
             <w:r>
-              <w:t>703.75</w:t>
+              <w:t>713.00</w:t>
             </w:r>
           </w:p>
         </w:tc>
@@ -29076,7 +29076,7 @@
             </w:pPr>
             <w:r/>
             <w:r>
-              <w:t>714.50</w:t>
+              <w:t>723.75</w:t>
             </w:r>
           </w:p>
         </w:tc>
@@ -29104,7 +29104,7 @@
             </w:pPr>
             <w:r/>
             <w:r>
-              <w:t>696.50</w:t>
+              <w:t>705.75</w:t>
             </w:r>
           </w:p>
         </w:tc>
@@ -29135,7 +29135,7 @@
               <w:rPr>
                 <w:b/>
               </w:rPr>
-              <w:t>704.50</w:t>
+              <w:t>713.75</w:t>
             </w:r>
           </w:p>
         </w:tc>
@@ -29283,7 +29283,7 @@
             </w:pPr>
             <w:r/>
             <w:r>
-              <w:t>704.50</w:t>
+              <w:t>713.75</w:t>
             </w:r>
           </w:p>
         </w:tc>
@@ -29311,7 +29311,7 @@
             </w:pPr>
             <w:r/>
             <w:r>
-              <w:t>711.00</w:t>
+              <w:t>720.25</w:t>
             </w:r>
           </w:p>
         </w:tc>
@@ -29339,7 +29339,7 @@
             </w:pPr>
             <w:r/>
             <w:r>
-              <w:t>696.00</w:t>
+              <w:t>705.25</w:t>
             </w:r>
           </w:p>
         </w:tc>
@@ -29370,7 +29370,7 @@
               <w:rPr>
                 <w:b/>
               </w:rPr>
-              <w:t>705.00</w:t>
+              <w:t>714.25</w:t>
             </w:r>
           </w:p>
         </w:tc>
@@ -29518,7 +29518,7 @@
             </w:pPr>
             <w:r/>
             <w:r>
-              <w:t>705.00</w:t>
+              <w:t>714.25</w:t>
             </w:r>
           </w:p>
         </w:tc>
@@ -29546,7 +29546,7 @@
             </w:pPr>
             <w:r/>
             <w:r>
-              <w:t>716.00</w:t>
+              <w:t>725.25</w:t>
             </w:r>
           </w:p>
         </w:tc>
@@ -29574,7 +29574,7 @@
             </w:pPr>
             <w:r/>
             <w:r>
-              <w:t>693.25</w:t>
+              <w:t>702.50</w:t>
             </w:r>
           </w:p>
         </w:tc>
@@ -29605,7 +29605,7 @@
               <w:rPr>
                 <w:b/>
               </w:rPr>
-              <w:t>708.50</w:t>
+              <w:t>717.75</w:t>
             </w:r>
           </w:p>
         </w:tc>
@@ -29753,7 +29753,7 @@
             </w:pPr>
             <w:r/>
             <w:r>
-              <w:t>708.50</w:t>
+              <w:t>717.75</w:t>
             </w:r>
           </w:p>
         </w:tc>
@@ -29781,7 +29781,7 @@
             </w:pPr>
             <w:r/>
             <w:r>
-              <w:t>714.00</w:t>
+              <w:t>723.25</w:t>
             </w:r>
           </w:p>
         </w:tc>
@@ -29809,7 +29809,7 @@
             </w:pPr>
             <w:r/>
             <w:r>
-              <w:t>700.75</w:t>
+              <w:t>710.00</w:t>
             </w:r>
           </w:p>
         </w:tc>
@@ -29840,7 +29840,7 @@
               <w:rPr>
                 <w:b/>
               </w:rPr>
-              <w:t>709.25</w:t>
+              <w:t>718.50</w:t>
             </w:r>
           </w:p>
         </w:tc>
@@ -29988,7 +29988,7 @@
             </w:pPr>
             <w:r/>
             <w:r>
-              <w:t>709.25</w:t>
+              <w:t>718.50</w:t>
             </w:r>
           </w:p>
         </w:tc>
@@ -30016,7 +30016,7 @@
             </w:pPr>
             <w:r/>
             <w:r>
-              <w:t>718.50</w:t>
+              <w:t>727.75</w:t>
             </w:r>
           </w:p>
         </w:tc>
@@ -30044,7 +30044,7 @@
             </w:pPr>
             <w:r/>
             <w:r>
-              <w:t>702.75</w:t>
+              <w:t>712.00</w:t>
             </w:r>
           </w:p>
         </w:tc>
@@ -30075,7 +30075,7 @@
               <w:rPr>
                 <w:b/>
               </w:rPr>
-              <w:t>708.50</w:t>
+              <w:t>717.75</w:t>
             </w:r>
           </w:p>
         </w:tc>
@@ -30223,7 +30223,7 @@
             </w:pPr>
             <w:r/>
             <w:r>
-              <w:t>708.50</w:t>
+              <w:t>717.75</w:t>
             </w:r>
           </w:p>
         </w:tc>
@@ -30251,7 +30251,7 @@
             </w:pPr>
             <w:r/>
             <w:r>
-              <w:t>716.00</w:t>
+              <w:t>725.25</w:t>
             </w:r>
           </w:p>
         </w:tc>
@@ -30279,7 +30279,7 @@
             </w:pPr>
             <w:r/>
             <w:r>
-              <w:t>702.50</w:t>
+              <w:t>711.75</w:t>
             </w:r>
           </w:p>
         </w:tc>
@@ -30310,7 +30310,7 @@
               <w:rPr>
                 <w:b/>
               </w:rPr>
-              <w:t>707.50</w:t>
+              <w:t>716.75</w:t>
             </w:r>
           </w:p>
         </w:tc>
@@ -30458,7 +30458,7 @@
             </w:pPr>
             <w:r/>
             <w:r>
-              <w:t>707.50</w:t>
+              <w:t>716.75</w:t>
             </w:r>
           </w:p>
         </w:tc>
@@ -30486,7 +30486,7 @@
             </w:pPr>
             <w:r/>
             <w:r>
-              <w:t>714.50</w:t>
+              <w:t>723.75</w:t>
             </w:r>
           </w:p>
         </w:tc>
@@ -30514,7 +30514,7 @@
             </w:pPr>
             <w:r/>
             <w:r>
-              <w:t>694.00</w:t>
+              <w:t>703.25</w:t>
             </w:r>
           </w:p>
         </w:tc>
@@ -30545,7 +30545,7 @@
               <w:rPr>
                 <w:b/>
               </w:rPr>
-              <w:t>708.25</w:t>
+              <w:t>717.50</w:t>
             </w:r>
           </w:p>
         </w:tc>
@@ -30693,7 +30693,7 @@
             </w:pPr>
             <w:r/>
             <w:r>
-              <w:t>708.25</w:t>
+              <w:t>717.50</w:t>
             </w:r>
           </w:p>
         </w:tc>
@@ -30721,7 +30721,7 @@
             </w:pPr>
             <w:r/>
             <w:r>
-              <w:t>717.50</w:t>
+              <w:t>726.75</w:t>
             </w:r>
           </w:p>
         </w:tc>
@@ -30749,7 +30749,7 @@
             </w:pPr>
             <w:r/>
             <w:r>
-              <w:t>701.00</w:t>
+              <w:t>710.25</w:t>
             </w:r>
           </w:p>
         </w:tc>
@@ -30780,7 +30780,7 @@
               <w:rPr>
                 <w:b/>
               </w:rPr>
-              <w:t>708.00</w:t>
+              <w:t>717.25</w:t>
             </w:r>
           </w:p>
         </w:tc>
@@ -30928,7 +30928,7 @@
             </w:pPr>
             <w:r/>
             <w:r>
-              <w:t>708.00</w:t>
+              <w:t>717.25</w:t>
             </w:r>
           </w:p>
         </w:tc>
@@ -30956,7 +30956,7 @@
             </w:pPr>
             <w:r/>
             <w:r>
-              <w:t>716.50</w:t>
+              <w:t>725.75</w:t>
             </w:r>
           </w:p>
         </w:tc>
@@ -30984,7 +30984,7 @@
             </w:pPr>
             <w:r/>
             <w:r>
-              <w:t>694.00</w:t>
+              <w:t>703.25</w:t>
             </w:r>
           </w:p>
         </w:tc>
@@ -31015,7 +31015,7 @@
               <w:rPr>
                 <w:b/>
               </w:rPr>
-              <w:t>709.75</w:t>
+              <w:t>719.00</w:t>
             </w:r>
           </w:p>
         </w:tc>
@@ -31163,7 +31163,7 @@
             </w:pPr>
             <w:r/>
             <w:r>
-              <w:t>709.75</w:t>
+              <w:t>719.00</w:t>
             </w:r>
           </w:p>
         </w:tc>
@@ -31191,7 +31191,7 @@
             </w:pPr>
             <w:r/>
             <w:r>
-              <w:t>716.00</w:t>
+              <w:t>725.25</w:t>
             </w:r>
           </w:p>
         </w:tc>
@@ -31219,7 +31219,7 @@
             </w:pPr>
             <w:r/>
             <w:r>
-              <w:t>703.25</w:t>
+              <w:t>712.50</w:t>
             </w:r>
           </w:p>
         </w:tc>
@@ -31250,7 +31250,7 @@
               <w:rPr>
                 <w:b/>
               </w:rPr>
-              <w:t>709.00</w:t>
+              <w:t>718.25</w:t>
             </w:r>
           </w:p>
         </w:tc>

--- a/Daily Reports/25_08_2026-CBOT Reports.docx
+++ b/Daily Reports/25_08_2026-CBOT Reports.docx
@@ -104,7 +104,7 @@
           <w:color w:val="5C768D"/>
           <w:sz w:val="19"/>
         </w:rPr>
-        <w:t>Cập nhật tự động qua `macro_tracker.py` vào lúc 22:01 ICT ngày 25/08/2026</w:t>
+        <w:t>Cập nhật tự động qua `macro_tracker.py` vào lúc 23:01 ICT ngày 25/08/2026</w:t>
       </w:r>
     </w:p>
     <w:tbl>
@@ -313,7 +313,7 @@
               <w:rPr>
                 <w:b/>
               </w:rPr>
-              <w:t>88.03 / thùng</w:t>
+              <w:t>87.09 / thùng</w:t>
             </w:r>
           </w:p>
         </w:tc>
@@ -344,7 +344,7 @@
               <w:rPr>
                 <w:b/>
               </w:rPr>
-              <w:t>-4.49%</w:t>
+              <w:t>-5.51%</w:t>
             </w:r>
           </w:p>
         </w:tc>
@@ -1228,7 +1228,7 @@
         <w:rPr>
           <w:b/>
         </w:rPr>
-        <w:t>`88.03` (-4.49%)</w:t>
+        <w:t>`87.09` (-5.51%)</w:t>
       </w:r>
       <w:r>
         <w:t xml:space="preserve"> | DXY: </w:t>
@@ -1246,7 +1246,7 @@
         <w:rPr>
           <w:b/>
         </w:rPr>
-        <w:t>`697.25` (+2.27%)</w:t>
+        <w:t>`702.75` (+3.12%)</w:t>
       </w:r>
       <w:r>
         <w:t>.</w:t>
@@ -1316,7 +1316,7 @@
           <w:color w:val="5C768D"/>
           <w:sz w:val="19"/>
         </w:rPr>
-        <w:t>Cập nhật tự động lúc 22:01 ICT ngày 25/08/2026 — Nguồn: NOAA, USDA, BOM Australia</w:t>
+        <w:t>Cập nhật tự động lúc 23:01 ICT ngày 25/08/2026 — Nguồn: NOAA, USDA, BOM Australia</w:t>
       </w:r>
     </w:p>
     <w:p>
@@ -3584,7 +3584,7 @@
               <w:rPr>
                 <w:b/>
               </w:rPr>
-              <w:t>515.50</w:t>
+              <w:t>520.25</w:t>
             </w:r>
           </w:p>
         </w:tc>
@@ -3615,7 +3615,7 @@
               <w:rPr>
                 <w:b/>
               </w:rPr>
-              <w:t>516.94 (+1.44)</w:t>
+              <w:t>521.60 (+1.35)</w:t>
             </w:r>
           </w:p>
         </w:tc>
@@ -3643,7 +3643,7 @@
             </w:pPr>
             <w:r/>
             <w:r>
-              <w:t>Bullish (516.42 &gt; 513.15)</w:t>
+              <w:t>Bullish (516.85 &gt; 513.47)</w:t>
             </w:r>
           </w:p>
         </w:tc>
@@ -3671,7 +3671,7 @@
             </w:pPr>
             <w:r/>
             <w:r>
-              <w:t>4.00 cents</w:t>
+              <w:t>4.50 cents</w:t>
             </w:r>
           </w:p>
         </w:tc>
@@ -3832,7 +3832,7 @@
               <w:rPr>
                 <w:b/>
               </w:rPr>
-              <w:t>697.25</w:t>
+              <w:t>702.75</w:t>
             </w:r>
           </w:p>
         </w:tc>
@@ -3863,7 +3863,7 @@
               <w:rPr>
                 <w:b/>
               </w:rPr>
-              <w:t>700.84 (+3.59)</w:t>
+              <w:t>706.40 (+3.65)</w:t>
             </w:r>
           </w:p>
         </w:tc>
@@ -3891,7 +3891,7 @@
             </w:pPr>
             <w:r/>
             <w:r>
-              <w:t>Bearish (698.60 &lt; 700.01)</w:t>
+              <w:t>Bearish (698.93 &lt; 700.09)</w:t>
             </w:r>
           </w:p>
         </w:tc>
@@ -3919,7 +3919,7 @@
             </w:pPr>
             <w:r/>
             <w:r>
-              <w:t>8.00 cents</w:t>
+              <w:t>6.75 cents</w:t>
             </w:r>
           </w:p>
         </w:tc>
@@ -4357,7 +4357,7 @@
                 <w:b/>
                 <w:color w:val="15803D"/>
               </w:rPr>
-              <w:t>511.50 - 516.42 cents (Canh mua vùng hỗ trợ)</w:t>
+              <w:t>517.50 - 516.85 cents (Canh mua vùng hỗ trợ)</w:t>
             </w:r>
           </w:p>
         </w:tc>
@@ -4388,7 +4388,7 @@
               <w:rPr>
                 <w:b/>
               </w:rPr>
-              <w:t>452.80 cents (Dưới cản S2 + 1.5x ATR)</w:t>
+              <w:t>452.49 cents (Dưới cản S2 + 1.5x ATR)</w:t>
             </w:r>
           </w:p>
         </w:tc>
@@ -4424,7 +4424,7 @@
                 <w:color w:val="D97706"/>
                 <w:sz w:val="19"/>
               </w:rPr>
-              <w:t xml:space="preserve"> 520.75 cents </w:t>
+              <w:t xml:space="preserve"> 522.00 cents </w:t>
             </w:r>
             <w:r>
               <w:t xml:space="preserve"> / TP2: </w:t>
@@ -4569,7 +4569,7 @@
               <w:rPr>
                 <w:b/>
               </w:rPr>
-              <w:t>510.00 - 511.50 cents</w:t>
+              <w:t>516.00 - 517.50 cents</w:t>
             </w:r>
           </w:p>
         </w:tc>
@@ -4600,7 +4600,7 @@
               <w:rPr>
                 <w:b/>
               </w:rPr>
-              <w:t>454.28 cents (Chống quét SL tuyệt đối)</w:t>
+              <w:t>454.08 cents (Chống quét SL tuyệt đối)</w:t>
             </w:r>
           </w:p>
         </w:tc>
@@ -4762,7 +4762,7 @@
               <w:rPr>
                 <w:b/>
               </w:rPr>
-              <w:t>520.75 - 522.25 cents</w:t>
+              <w:t>522.00 - 523.50 cents</w:t>
             </w:r>
           </w:p>
         </w:tc>
@@ -4793,7 +4793,7 @@
               <w:rPr>
                 <w:b/>
               </w:rPr>
-              <w:t>523.72 cents</w:t>
+              <w:t>525.17 cents</w:t>
             </w:r>
           </w:p>
         </w:tc>
@@ -4955,7 +4955,7 @@
               <w:rPr>
                 <w:b/>
               </w:rPr>
-              <w:t>445.37 - 457.25 cents</w:t>
+              <w:t>444.55 - 457.25 cents</w:t>
             </w:r>
           </w:p>
         </w:tc>
@@ -5136,7 +5136,7 @@
                 <w:b/>
                 <w:color w:val="B91C1C"/>
               </w:rPr>
-              <w:t>698.60 - 700.01 cents (Canh bán hồi kỹ thuật H1)</w:t>
+              <w:t>698.93 - 700.09 cents (Canh bán hồi kỹ thuật H1)</w:t>
             </w:r>
           </w:p>
         </w:tc>
@@ -5167,7 +5167,7 @@
               <w:rPr>
                 <w:b/>
               </w:rPr>
-              <w:t>738.46 cents (Trên kháng cự R2 + 1.5x ATR)</w:t>
+              <w:t>738.49 cents (Trên kháng cự R2 + 1.5x ATR)</w:t>
             </w:r>
           </w:p>
         </w:tc>
@@ -5203,7 +5203,7 @@
                 <w:color w:val="D97706"/>
                 <w:sz w:val="19"/>
               </w:rPr>
-              <w:t xml:space="preserve"> 692.25 cents </w:t>
+              <w:t xml:space="preserve"> 698.50 cents </w:t>
             </w:r>
             <w:r>
               <w:t xml:space="preserve"> / TP2: </w:t>
@@ -5345,7 +5345,7 @@
               <w:rPr>
                 <w:b/>
               </w:rPr>
-              <w:t>690.25 - 692.25 cents</w:t>
+              <w:t>696.50 - 698.50 cents</w:t>
             </w:r>
           </w:p>
         </w:tc>
@@ -5376,7 +5376,7 @@
               <w:rPr>
                 <w:b/>
               </w:rPr>
-              <w:t>638.44 cents</w:t>
+              <w:t>638.42 cents</w:t>
             </w:r>
           </w:p>
         </w:tc>
@@ -5407,7 +5407,7 @@
               <w:rPr>
                 <w:b/>
               </w:rPr>
-              <w:t>702.50 cents (Đón sóng hồi trung hạn ~14.5 giá)</w:t>
+              <w:t>706.50 cents (Đón sóng hồi trung hạn ~14.5 giá)</w:t>
             </w:r>
           </w:p>
         </w:tc>
@@ -5538,7 +5538,7 @@
               <w:rPr>
                 <w:b/>
               </w:rPr>
-              <w:t>702.50 - 704.50 cents</w:t>
+              <w:t>706.50 - 708.50 cents</w:t>
             </w:r>
           </w:p>
         </w:tc>
@@ -5569,7 +5569,7 @@
               <w:rPr>
                 <w:b/>
               </w:rPr>
-              <w:t>709.31 cents</w:t>
+              <w:t>713.33 cents</w:t>
             </w:r>
           </w:p>
         </w:tc>
@@ -5731,7 +5731,7 @@
               <w:rPr>
                 <w:b/>
               </w:rPr>
-              <w:t>618.02 - 645.25 cents</w:t>
+              <w:t>617.94 - 645.25 cents</w:t>
             </w:r>
           </w:p>
         </w:tc>
@@ -11609,7 +11609,7 @@
         <w:t>Giá Chốt Phiên (Close):</w:t>
       </w:r>
       <w:r>
-        <w:t xml:space="preserve"> 515.50 cents | </w:t>
+        <w:t xml:space="preserve"> 520.25 cents | </w:t>
       </w:r>
       <w:r>
         <w:rPr>
@@ -11624,10 +11624,10 @@
         <w:rPr>
           <w:b/>
         </w:rPr>
-        <w:t>`516.94 cents`</w:t>
+        <w:t>`521.60 cents`</w:t>
       </w:r>
       <w:r>
-        <w:t xml:space="preserve"> (+1.44).</w:t>
+        <w:t xml:space="preserve"> (+1.35).</w:t>
       </w:r>
     </w:p>
     <w:p>
@@ -11648,7 +11648,7 @@
         <w:rPr>
           <w:b/>
         </w:rPr>
-        <w:t>`172,377`</w:t>
+        <w:t>`223,630`</w:t>
       </w:r>
       <w:r>
         <w:t xml:space="preserve"> (Chênh lệch: </w:t>
@@ -11657,7 +11657,7 @@
         <w:rPr>
           <w:b/>
         </w:rPr>
-        <w:t>`-115,414`</w:t>
+        <w:t>`-64,161`</w:t>
       </w:r>
       <w:r>
         <w:t xml:space="preserve">) | OI: </w:t>
@@ -11719,9 +11719,9 @@
       <w:r>
         <w:rPr>
           <w:b/>
-          <w:color w:val="15803D"/>
+          <w:color w:val="B91C1C"/>
         </w:rPr>
-        <w:t>`Giảm suy yếu / Đáy ngắn hạn (Long Liquidation Decline)`</w:t>
+        <w:t>`Tăng yếu / Rủi ro đảo chiều (Short Covering Rally)`</w:t>
       </w:r>
     </w:p>
     <w:p>
@@ -11742,10 +11742,10 @@
         <w:rPr>
           <w:b/>
         </w:rPr>
-        <w:t>TÍCH LŨY TIÊU CỰC (Distribution):</w:t>
+        <w:t>TÍCH LŨY TÍCH CỰC (Accumulation):</w:t>
       </w:r>
       <w:r>
-        <w:t xml:space="preserve"> Nến đi ngang nhưng dòng tiền rút dần (OI giảm), cảnh báo rủi ro suy sụt sắp tới.</w:t>
+        <w:t xml:space="preserve"> Nến đi ngang nhưng dòng tiền âm thầm gia tăng (OI tăng), báo hiệu chuẩn bị có nhịp bứt phá tăng.</w:t>
       </w:r>
     </w:p>
     <w:p>
@@ -11991,7 +11991,7 @@
               <w:rPr>
                 <w:b/>
               </w:rPr>
-              <w:t>88.03</w:t>
+              <w:t>87.09</w:t>
             </w:r>
           </w:p>
         </w:tc>
@@ -12022,7 +12022,7 @@
               <w:rPr>
                 <w:b/>
               </w:rPr>
-              <w:t>-4.49%</w:t>
+              <w:t>-5.51%</w:t>
             </w:r>
           </w:p>
         </w:tc>
@@ -12749,7 +12749,7 @@
         <w:t xml:space="preserve"> EMA_21 </w:t>
       </w:r>
       <w:r>
-        <w:t xml:space="preserve"> (516.42) &gt; </w:t>
+        <w:t xml:space="preserve"> (516.85) &gt; </w:t>
       </w:r>
       <w:r>
         <w:rPr>
@@ -12760,7 +12760,7 @@
         <w:t xml:space="preserve"> EMA_50 </w:t>
       </w:r>
       <w:r>
-        <w:t xml:space="preserve"> (513.15).</w:t>
+        <w:t xml:space="preserve"> (513.47).</w:t>
       </w:r>
     </w:p>
     <w:p>
@@ -12781,7 +12781,7 @@
         <w:rPr>
           <w:b/>
         </w:rPr>
-        <w:t>`48.81`</w:t>
+        <w:t>`58.34`</w:t>
       </w:r>
       <w:r>
         <w:t xml:space="preserve"> | ATR (14) = </w:t>
@@ -12790,7 +12790,7 @@
         <w:rPr>
           <w:b/>
         </w:rPr>
-        <w:t>`2.97`</w:t>
+        <w:t>`3.17`</w:t>
       </w:r>
       <w:r>
         <w:t xml:space="preserve"> cents | Volatility = </w:t>
@@ -12799,7 +12799,7 @@
         <w:rPr>
           <w:b/>
         </w:rPr>
-        <w:t>`4.00 cents`</w:t>
+        <w:t>`4.50 cents`</w:t>
       </w:r>
       <w:r>
         <w:t>.</w:t>
@@ -12823,7 +12823,7 @@
         <w:rPr>
           <w:b/>
         </w:rPr>
-        <w:t>`511.50`</w:t>
+        <w:t>`517.50`</w:t>
       </w:r>
       <w:r>
         <w:t xml:space="preserve"> | S2: </w:t>
@@ -12841,7 +12841,7 @@
         <w:rPr>
           <w:b/>
         </w:rPr>
-        <w:t>`520.75`</w:t>
+        <w:t>`522.00`</w:t>
       </w:r>
       <w:r>
         <w:t xml:space="preserve"> | R2: </w:t>
@@ -13584,7 +13584,7 @@
           <w:b/>
           <w:color w:val="15803D"/>
         </w:rPr>
-        <w:t>`511.50 - 516.42 cents (Canh mua vùng hỗ trợ)`</w:t>
+        <w:t>`517.50 - 516.85 cents (Canh mua vùng hỗ trợ)`</w:t>
       </w:r>
       <w:r>
         <w:t xml:space="preserve"> | SL: </w:t>
@@ -13593,7 +13593,7 @@
         <w:rPr>
           <w:b/>
         </w:rPr>
-        <w:t>`452.80 cents (Dưới cản S2 + 1.5x ATR)`</w:t>
+        <w:t>`452.49 cents (Dưới cản S2 + 1.5x ATR)`</w:t>
       </w:r>
       <w:r>
         <w:t xml:space="preserve"> | TP: </w:t>
@@ -13604,7 +13604,7 @@
           <w:color w:val="D97706"/>
           <w:sz w:val="19"/>
         </w:rPr>
-        <w:t xml:space="preserve"> 520.75 cents </w:t>
+        <w:t xml:space="preserve"> 522.00 cents </w:t>
       </w:r>
       <w:r>
         <w:t xml:space="preserve"> / </w:t>
@@ -13655,7 +13655,7 @@
         <w:rPr>
           <w:b/>
         </w:rPr>
-        <w:t>`510.00 - 511.50 cents`</w:t>
+        <w:t>`516.00 - 517.50 cents`</w:t>
       </w:r>
       <w:r>
         <w:t xml:space="preserve"> | SL: </w:t>
@@ -13664,7 +13664,7 @@
         <w:rPr>
           <w:b/>
         </w:rPr>
-        <w:t>`454.28 cents (Chống quét SL tuyệt đối)`</w:t>
+        <w:t>`454.08 cents (Chống quét SL tuyệt đối)`</w:t>
       </w:r>
       <w:r>
         <w:t xml:space="preserve"> | TP: </w:t>
@@ -13701,7 +13701,7 @@
         <w:rPr>
           <w:b/>
         </w:rPr>
-        <w:t>`520.75 - 522.25 cents`</w:t>
+        <w:t>`522.00 - 523.50 cents`</w:t>
       </w:r>
       <w:r>
         <w:t xml:space="preserve"> | SL: </w:t>
@@ -13710,7 +13710,7 @@
         <w:rPr>
           <w:b/>
         </w:rPr>
-        <w:t>`523.72 cents`</w:t>
+        <w:t>`525.17 cents`</w:t>
       </w:r>
       <w:r>
         <w:t xml:space="preserve"> | TP: </w:t>
@@ -13759,7 +13759,7 @@
         <w:rPr>
           <w:b/>
         </w:rPr>
-        <w:t>`445.37 - 457.25 cents`</w:t>
+        <w:t>`444.55 - 457.25 cents`</w:t>
       </w:r>
     </w:p>
     <w:p>
@@ -14166,7 +14166,7 @@
             </w:pPr>
             <w:r/>
             <w:r>
-              <w:t>515.50</w:t>
+              <w:t>520.25</w:t>
             </w:r>
           </w:p>
         </w:tc>
@@ -14194,7 +14194,7 @@
             </w:pPr>
             <w:r/>
             <w:r>
-              <w:t>519.25</w:t>
+              <w:t>524.00</w:t>
             </w:r>
           </w:p>
         </w:tc>
@@ -14222,7 +14222,7 @@
             </w:pPr>
             <w:r/>
             <w:r>
-              <w:t>512.25</w:t>
+              <w:t>517.00</w:t>
             </w:r>
           </w:p>
         </w:tc>
@@ -14253,7 +14253,7 @@
               <w:rPr>
                 <w:b/>
               </w:rPr>
-              <w:t>515.75</w:t>
+              <w:t>520.50</w:t>
             </w:r>
           </w:p>
         </w:tc>
@@ -14401,7 +14401,7 @@
             </w:pPr>
             <w:r/>
             <w:r>
-              <w:t>515.75</w:t>
+              <w:t>520.50</w:t>
             </w:r>
           </w:p>
         </w:tc>
@@ -14429,7 +14429,7 @@
             </w:pPr>
             <w:r/>
             <w:r>
-              <w:t>518.50</w:t>
+              <w:t>523.25</w:t>
             </w:r>
           </w:p>
         </w:tc>
@@ -14457,7 +14457,7 @@
             </w:pPr>
             <w:r/>
             <w:r>
-              <w:t>512.00</w:t>
+              <w:t>516.75</w:t>
             </w:r>
           </w:p>
         </w:tc>
@@ -14488,7 +14488,7 @@
               <w:rPr>
                 <w:b/>
               </w:rPr>
-              <w:t>515.25</w:t>
+              <w:t>520.00</w:t>
             </w:r>
           </w:p>
         </w:tc>
@@ -14636,7 +14636,7 @@
             </w:pPr>
             <w:r/>
             <w:r>
-              <w:t>515.25</w:t>
+              <w:t>520.00</w:t>
             </w:r>
           </w:p>
         </w:tc>
@@ -14664,7 +14664,7 @@
             </w:pPr>
             <w:r/>
             <w:r>
-              <w:t>518.25</w:t>
+              <w:t>523.00</w:t>
             </w:r>
           </w:p>
         </w:tc>
@@ -14692,7 +14692,7 @@
             </w:pPr>
             <w:r/>
             <w:r>
-              <w:t>511.25</w:t>
+              <w:t>516.00</w:t>
             </w:r>
           </w:p>
         </w:tc>
@@ -14723,7 +14723,7 @@
               <w:rPr>
                 <w:b/>
               </w:rPr>
-              <w:t>516.00</w:t>
+              <w:t>520.75</w:t>
             </w:r>
           </w:p>
         </w:tc>
@@ -14871,7 +14871,7 @@
             </w:pPr>
             <w:r/>
             <w:r>
-              <w:t>516.00</w:t>
+              <w:t>520.75</w:t>
             </w:r>
           </w:p>
         </w:tc>
@@ -14899,7 +14899,7 @@
             </w:pPr>
             <w:r/>
             <w:r>
-              <w:t>520.50</w:t>
+              <w:t>525.25</w:t>
             </w:r>
           </w:p>
         </w:tc>
@@ -14927,7 +14927,7 @@
             </w:pPr>
             <w:r/>
             <w:r>
-              <w:t>511.00</w:t>
+              <w:t>515.75</w:t>
             </w:r>
           </w:p>
         </w:tc>
@@ -14958,7 +14958,7 @@
               <w:rPr>
                 <w:b/>
               </w:rPr>
-              <w:t>516.75</w:t>
+              <w:t>521.50</w:t>
             </w:r>
           </w:p>
         </w:tc>
@@ -15106,7 +15106,7 @@
             </w:pPr>
             <w:r/>
             <w:r>
-              <w:t>516.75</w:t>
+              <w:t>521.50</w:t>
             </w:r>
           </w:p>
         </w:tc>
@@ -15134,7 +15134,7 @@
             </w:pPr>
             <w:r/>
             <w:r>
-              <w:t>522.25</w:t>
+              <w:t>527.00</w:t>
             </w:r>
           </w:p>
         </w:tc>
@@ -15162,7 +15162,7 @@
             </w:pPr>
             <w:r/>
             <w:r>
-              <w:t>510.50</w:t>
+              <w:t>515.25</w:t>
             </w:r>
           </w:p>
         </w:tc>
@@ -15193,7 +15193,7 @@
               <w:rPr>
                 <w:b/>
               </w:rPr>
-              <w:t>519.00</w:t>
+              <w:t>523.75</w:t>
             </w:r>
           </w:p>
         </w:tc>
@@ -15341,7 +15341,7 @@
             </w:pPr>
             <w:r/>
             <w:r>
-              <w:t>519.00</w:t>
+              <w:t>523.75</w:t>
             </w:r>
           </w:p>
         </w:tc>
@@ -15369,7 +15369,7 @@
             </w:pPr>
             <w:r/>
             <w:r>
-              <w:t>522.00</w:t>
+              <w:t>526.75</w:t>
             </w:r>
           </w:p>
         </w:tc>
@@ -15397,7 +15397,7 @@
             </w:pPr>
             <w:r/>
             <w:r>
-              <w:t>514.75</w:t>
+              <w:t>519.50</w:t>
             </w:r>
           </w:p>
         </w:tc>
@@ -15428,7 +15428,7 @@
               <w:rPr>
                 <w:b/>
               </w:rPr>
-              <w:t>519.25</w:t>
+              <w:t>524.00</w:t>
             </w:r>
           </w:p>
         </w:tc>
@@ -15576,7 +15576,7 @@
             </w:pPr>
             <w:r/>
             <w:r>
-              <w:t>519.25</w:t>
+              <w:t>524.00</w:t>
             </w:r>
           </w:p>
         </w:tc>
@@ -15604,7 +15604,7 @@
             </w:pPr>
             <w:r/>
             <w:r>
-              <w:t>522.50</w:t>
+              <w:t>527.25</w:t>
             </w:r>
           </w:p>
         </w:tc>
@@ -15632,7 +15632,7 @@
             </w:pPr>
             <w:r/>
             <w:r>
-              <w:t>512.75</w:t>
+              <w:t>517.50</w:t>
             </w:r>
           </w:p>
         </w:tc>
@@ -15663,7 +15663,7 @@
               <w:rPr>
                 <w:b/>
               </w:rPr>
-              <w:t>520.00</w:t>
+              <w:t>524.75</w:t>
             </w:r>
           </w:p>
         </w:tc>
@@ -15811,7 +15811,7 @@
             </w:pPr>
             <w:r/>
             <w:r>
-              <w:t>520.00</w:t>
+              <w:t>524.75</w:t>
             </w:r>
           </w:p>
         </w:tc>
@@ -15839,7 +15839,7 @@
             </w:pPr>
             <w:r/>
             <w:r>
-              <w:t>523.00</w:t>
+              <w:t>527.75</w:t>
             </w:r>
           </w:p>
         </w:tc>
@@ -15867,7 +15867,7 @@
             </w:pPr>
             <w:r/>
             <w:r>
-              <w:t>515.50</w:t>
+              <w:t>520.25</w:t>
             </w:r>
           </w:p>
         </w:tc>
@@ -15898,7 +15898,7 @@
               <w:rPr>
                 <w:b/>
               </w:rPr>
-              <w:t>519.50</w:t>
+              <w:t>524.25</w:t>
             </w:r>
           </w:p>
         </w:tc>
@@ -16046,7 +16046,7 @@
             </w:pPr>
             <w:r/>
             <w:r>
-              <w:t>519.50</w:t>
+              <w:t>524.25</w:t>
             </w:r>
           </w:p>
         </w:tc>
@@ -16074,7 +16074,7 @@
             </w:pPr>
             <w:r/>
             <w:r>
-              <w:t>523.50</w:t>
+              <w:t>528.25</w:t>
             </w:r>
           </w:p>
         </w:tc>
@@ -16102,7 +16102,7 @@
             </w:pPr>
             <w:r/>
             <w:r>
-              <w:t>513.75</w:t>
+              <w:t>518.50</w:t>
             </w:r>
           </w:p>
         </w:tc>
@@ -16133,7 +16133,7 @@
               <w:rPr>
                 <w:b/>
               </w:rPr>
-              <w:t>520.00</w:t>
+              <w:t>524.75</w:t>
             </w:r>
           </w:p>
         </w:tc>
@@ -16281,7 +16281,7 @@
             </w:pPr>
             <w:r/>
             <w:r>
-              <w:t>520.00</w:t>
+              <w:t>524.75</w:t>
             </w:r>
           </w:p>
         </w:tc>
@@ -16309,7 +16309,7 @@
             </w:pPr>
             <w:r/>
             <w:r>
-              <w:t>522.50</w:t>
+              <w:t>527.25</w:t>
             </w:r>
           </w:p>
         </w:tc>
@@ -16337,7 +16337,7 @@
             </w:pPr>
             <w:r/>
             <w:r>
-              <w:t>516.75</w:t>
+              <w:t>521.50</w:t>
             </w:r>
           </w:p>
         </w:tc>
@@ -16368,7 +16368,7 @@
               <w:rPr>
                 <w:b/>
               </w:rPr>
-              <w:t>520.50</w:t>
+              <w:t>525.25</w:t>
             </w:r>
           </w:p>
         </w:tc>
@@ -16516,7 +16516,7 @@
             </w:pPr>
             <w:r/>
             <w:r>
-              <w:t>520.50</w:t>
+              <w:t>525.25</w:t>
             </w:r>
           </w:p>
         </w:tc>
@@ -16544,7 +16544,7 @@
             </w:pPr>
             <w:r/>
             <w:r>
-              <w:t>524.00</w:t>
+              <w:t>528.75</w:t>
             </w:r>
           </w:p>
         </w:tc>
@@ -16572,7 +16572,7 @@
             </w:pPr>
             <w:r/>
             <w:r>
-              <w:t>514.50</w:t>
+              <w:t>519.25</w:t>
             </w:r>
           </w:p>
         </w:tc>
@@ -16603,7 +16603,7 @@
               <w:rPr>
                 <w:b/>
               </w:rPr>
-              <w:t>521.50</w:t>
+              <w:t>526.25</w:t>
             </w:r>
           </w:p>
         </w:tc>
@@ -16751,7 +16751,7 @@
             </w:pPr>
             <w:r/>
             <w:r>
-              <w:t>521.50</w:t>
+              <w:t>526.25</w:t>
             </w:r>
           </w:p>
         </w:tc>
@@ -16779,7 +16779,7 @@
             </w:pPr>
             <w:r/>
             <w:r>
-              <w:t>524.25</w:t>
+              <w:t>529.00</w:t>
             </w:r>
           </w:p>
         </w:tc>
@@ -16807,7 +16807,7 @@
             </w:pPr>
             <w:r/>
             <w:r>
-              <w:t>519.00</w:t>
+              <w:t>523.75</w:t>
             </w:r>
           </w:p>
         </w:tc>
@@ -16838,7 +16838,7 @@
               <w:rPr>
                 <w:b/>
               </w:rPr>
-              <w:t>521.50</w:t>
+              <w:t>526.25</w:t>
             </w:r>
           </w:p>
         </w:tc>
@@ -16986,7 +16986,7 @@
             </w:pPr>
             <w:r/>
             <w:r>
-              <w:t>521.50</w:t>
+              <w:t>526.25</w:t>
             </w:r>
           </w:p>
         </w:tc>
@@ -17014,7 +17014,7 @@
             </w:pPr>
             <w:r/>
             <w:r>
-              <w:t>524.25</w:t>
+              <w:t>529.00</w:t>
             </w:r>
           </w:p>
         </w:tc>
@@ -17042,7 +17042,7 @@
             </w:pPr>
             <w:r/>
             <w:r>
-              <w:t>519.00</w:t>
+              <w:t>523.75</w:t>
             </w:r>
           </w:p>
         </w:tc>
@@ -17073,7 +17073,7 @@
               <w:rPr>
                 <w:b/>
               </w:rPr>
-              <w:t>521.00</w:t>
+              <w:t>525.75</w:t>
             </w:r>
           </w:p>
         </w:tc>
@@ -17221,7 +17221,7 @@
             </w:pPr>
             <w:r/>
             <w:r>
-              <w:t>521.00</w:t>
+              <w:t>525.75</w:t>
             </w:r>
           </w:p>
         </w:tc>
@@ -17249,7 +17249,7 @@
             </w:pPr>
             <w:r/>
             <w:r>
-              <w:t>524.00</w:t>
+              <w:t>528.75</w:t>
             </w:r>
           </w:p>
         </w:tc>
@@ -17277,7 +17277,7 @@
             </w:pPr>
             <w:r/>
             <w:r>
-              <w:t>517.75</w:t>
+              <w:t>522.50</w:t>
             </w:r>
           </w:p>
         </w:tc>
@@ -17308,7 +17308,7 @@
               <w:rPr>
                 <w:b/>
               </w:rPr>
-              <w:t>520.75</w:t>
+              <w:t>525.50</w:t>
             </w:r>
           </w:p>
         </w:tc>
@@ -17456,7 +17456,7 @@
             </w:pPr>
             <w:r/>
             <w:r>
-              <w:t>520.75</w:t>
+              <w:t>525.50</w:t>
             </w:r>
           </w:p>
         </w:tc>
@@ -17484,7 +17484,7 @@
             </w:pPr>
             <w:r/>
             <w:r>
-              <w:t>524.75</w:t>
+              <w:t>529.50</w:t>
             </w:r>
           </w:p>
         </w:tc>
@@ -17512,7 +17512,7 @@
             </w:pPr>
             <w:r/>
             <w:r>
-              <w:t>515.50</w:t>
+              <w:t>520.25</w:t>
             </w:r>
           </w:p>
         </w:tc>
@@ -17543,7 +17543,7 @@
               <w:rPr>
                 <w:b/>
               </w:rPr>
-              <w:t>521.25</w:t>
+              <w:t>526.00</w:t>
             </w:r>
           </w:p>
         </w:tc>
@@ -17691,7 +17691,7 @@
             </w:pPr>
             <w:r/>
             <w:r>
-              <w:t>521.25</w:t>
+              <w:t>526.00</w:t>
             </w:r>
           </w:p>
         </w:tc>
@@ -17719,7 +17719,7 @@
             </w:pPr>
             <w:r/>
             <w:r>
-              <w:t>526.00</w:t>
+              <w:t>530.75</w:t>
             </w:r>
           </w:p>
         </w:tc>
@@ -17747,7 +17747,7 @@
             </w:pPr>
             <w:r/>
             <w:r>
-              <w:t>514.25</w:t>
+              <w:t>519.00</w:t>
             </w:r>
           </w:p>
         </w:tc>
@@ -17778,7 +17778,7 @@
               <w:rPr>
                 <w:b/>
               </w:rPr>
-              <w:t>523.25</w:t>
+              <w:t>528.00</w:t>
             </w:r>
           </w:p>
         </w:tc>
@@ -17926,7 +17926,7 @@
             </w:pPr>
             <w:r/>
             <w:r>
-              <w:t>523.25</w:t>
+              <w:t>528.00</w:t>
             </w:r>
           </w:p>
         </w:tc>
@@ -17954,7 +17954,7 @@
             </w:pPr>
             <w:r/>
             <w:r>
-              <w:t>531.25</w:t>
+              <w:t>536.00</w:t>
             </w:r>
           </w:p>
         </w:tc>
@@ -17982,7 +17982,7 @@
             </w:pPr>
             <w:r/>
             <w:r>
-              <w:t>516.25</w:t>
+              <w:t>521.00</w:t>
             </w:r>
           </w:p>
         </w:tc>
@@ -18013,7 +18013,7 @@
               <w:rPr>
                 <w:b/>
               </w:rPr>
-              <w:t>524.75</w:t>
+              <w:t>529.50</w:t>
             </w:r>
           </w:p>
         </w:tc>
@@ -18161,7 +18161,7 @@
             </w:pPr>
             <w:r/>
             <w:r>
-              <w:t>524.75</w:t>
+              <w:t>529.50</w:t>
             </w:r>
           </w:p>
         </w:tc>
@@ -18189,7 +18189,7 @@
             </w:pPr>
             <w:r/>
             <w:r>
-              <w:t>529.25</w:t>
+              <w:t>534.00</w:t>
             </w:r>
           </w:p>
         </w:tc>
@@ -18217,7 +18217,7 @@
             </w:pPr>
             <w:r/>
             <w:r>
-              <w:t>520.50</w:t>
+              <w:t>525.25</w:t>
             </w:r>
           </w:p>
         </w:tc>
@@ -18248,7 +18248,7 @@
               <w:rPr>
                 <w:b/>
               </w:rPr>
-              <w:t>524.25</w:t>
+              <w:t>529.00</w:t>
             </w:r>
           </w:p>
         </w:tc>
@@ -18396,7 +18396,7 @@
             </w:pPr>
             <w:r/>
             <w:r>
-              <w:t>524.25</w:t>
+              <w:t>529.00</w:t>
             </w:r>
           </w:p>
         </w:tc>
@@ -18424,7 +18424,7 @@
             </w:pPr>
             <w:r/>
             <w:r>
-              <w:t>526.50</w:t>
+              <w:t>531.25</w:t>
             </w:r>
           </w:p>
         </w:tc>
@@ -18452,7 +18452,7 @@
             </w:pPr>
             <w:r/>
             <w:r>
-              <w:t>521.50</w:t>
+              <w:t>526.25</w:t>
             </w:r>
           </w:p>
         </w:tc>
@@ -18483,7 +18483,7 @@
               <w:rPr>
                 <w:b/>
               </w:rPr>
-              <w:t>524.00</w:t>
+              <w:t>528.75</w:t>
             </w:r>
           </w:p>
         </w:tc>
@@ -18631,7 +18631,7 @@
             </w:pPr>
             <w:r/>
             <w:r>
-              <w:t>524.00</w:t>
+              <w:t>528.75</w:t>
             </w:r>
           </w:p>
         </w:tc>
@@ -18659,7 +18659,7 @@
             </w:pPr>
             <w:r/>
             <w:r>
-              <w:t>526.00</w:t>
+              <w:t>530.75</w:t>
             </w:r>
           </w:p>
         </w:tc>
@@ -18687,7 +18687,7 @@
             </w:pPr>
             <w:r/>
             <w:r>
-              <w:t>519.50</w:t>
+              <w:t>524.25</w:t>
             </w:r>
           </w:p>
         </w:tc>
@@ -18718,7 +18718,7 @@
               <w:rPr>
                 <w:b/>
               </w:rPr>
-              <w:t>524.25</w:t>
+              <w:t>529.00</w:t>
             </w:r>
           </w:p>
         </w:tc>
@@ -18866,7 +18866,7 @@
             </w:pPr>
             <w:r/>
             <w:r>
-              <w:t>524.25</w:t>
+              <w:t>529.00</w:t>
             </w:r>
           </w:p>
         </w:tc>
@@ -18894,7 +18894,7 @@
             </w:pPr>
             <w:r/>
             <w:r>
-              <w:t>528.00</w:t>
+              <w:t>532.75</w:t>
             </w:r>
           </w:p>
         </w:tc>
@@ -18922,7 +18922,7 @@
             </w:pPr>
             <w:r/>
             <w:r>
-              <w:t>521.50</w:t>
+              <w:t>526.25</w:t>
             </w:r>
           </w:p>
         </w:tc>
@@ -18953,7 +18953,7 @@
               <w:rPr>
                 <w:b/>
               </w:rPr>
-              <w:t>524.75</w:t>
+              <w:t>529.50</w:t>
             </w:r>
           </w:p>
         </w:tc>
@@ -19101,7 +19101,7 @@
             </w:pPr>
             <w:r/>
             <w:r>
-              <w:t>524.75</w:t>
+              <w:t>529.50</w:t>
             </w:r>
           </w:p>
         </w:tc>
@@ -19129,7 +19129,7 @@
             </w:pPr>
             <w:r/>
             <w:r>
-              <w:t>527.75</w:t>
+              <w:t>532.50</w:t>
             </w:r>
           </w:p>
         </w:tc>
@@ -19157,7 +19157,7 @@
             </w:pPr>
             <w:r/>
             <w:r>
-              <w:t>520.25</w:t>
+              <w:t>525.00</w:t>
             </w:r>
           </w:p>
         </w:tc>
@@ -19188,7 +19188,7 @@
               <w:rPr>
                 <w:b/>
               </w:rPr>
-              <w:t>525.00</w:t>
+              <w:t>529.75</w:t>
             </w:r>
           </w:p>
         </w:tc>
@@ -19336,7 +19336,7 @@
             </w:pPr>
             <w:r/>
             <w:r>
-              <w:t>525.00</w:t>
+              <w:t>529.75</w:t>
             </w:r>
           </w:p>
         </w:tc>
@@ -19364,7 +19364,7 @@
             </w:pPr>
             <w:r/>
             <w:r>
-              <w:t>529.25</w:t>
+              <w:t>534.00</w:t>
             </w:r>
           </w:p>
         </w:tc>
@@ -19392,7 +19392,7 @@
             </w:pPr>
             <w:r/>
             <w:r>
-              <w:t>521.75</w:t>
+              <w:t>526.50</w:t>
             </w:r>
           </w:p>
         </w:tc>
@@ -19423,7 +19423,7 @@
               <w:rPr>
                 <w:b/>
               </w:rPr>
-              <w:t>525.75</w:t>
+              <w:t>530.50</w:t>
             </w:r>
           </w:p>
         </w:tc>
@@ -19571,7 +19571,7 @@
             </w:pPr>
             <w:r/>
             <w:r>
-              <w:t>525.75</w:t>
+              <w:t>530.50</w:t>
             </w:r>
           </w:p>
         </w:tc>
@@ -19599,7 +19599,7 @@
             </w:pPr>
             <w:r/>
             <w:r>
-              <w:t>529.25</w:t>
+              <w:t>534.00</w:t>
             </w:r>
           </w:p>
         </w:tc>
@@ -19627,7 +19627,7 @@
             </w:pPr>
             <w:r/>
             <w:r>
-              <w:t>523.50</w:t>
+              <w:t>528.25</w:t>
             </w:r>
           </w:p>
         </w:tc>
@@ -19658,7 +19658,7 @@
               <w:rPr>
                 <w:b/>
               </w:rPr>
-              <w:t>525.75</w:t>
+              <w:t>530.50</w:t>
             </w:r>
           </w:p>
         </w:tc>
@@ -19806,7 +19806,7 @@
             </w:pPr>
             <w:r/>
             <w:r>
-              <w:t>525.75</w:t>
+              <w:t>530.50</w:t>
             </w:r>
           </w:p>
         </w:tc>
@@ -19834,7 +19834,7 @@
             </w:pPr>
             <w:r/>
             <w:r>
-              <w:t>529.50</w:t>
+              <w:t>534.25</w:t>
             </w:r>
           </w:p>
         </w:tc>
@@ -19862,7 +19862,7 @@
             </w:pPr>
             <w:r/>
             <w:r>
-              <w:t>522.25</w:t>
+              <w:t>527.00</w:t>
             </w:r>
           </w:p>
         </w:tc>
@@ -19893,7 +19893,7 @@
               <w:rPr>
                 <w:b/>
               </w:rPr>
-              <w:t>525.50</w:t>
+              <w:t>530.25</w:t>
             </w:r>
           </w:p>
         </w:tc>
@@ -20041,7 +20041,7 @@
             </w:pPr>
             <w:r/>
             <w:r>
-              <w:t>525.50</w:t>
+              <w:t>530.25</w:t>
             </w:r>
           </w:p>
         </w:tc>
@@ -20069,7 +20069,7 @@
             </w:pPr>
             <w:r/>
             <w:r>
-              <w:t>529.00</w:t>
+              <w:t>533.75</w:t>
             </w:r>
           </w:p>
         </w:tc>
@@ -20097,7 +20097,7 @@
             </w:pPr>
             <w:r/>
             <w:r>
-              <w:t>522.25</w:t>
+              <w:t>527.00</w:t>
             </w:r>
           </w:p>
         </w:tc>
@@ -20128,7 +20128,7 @@
               <w:rPr>
                 <w:b/>
               </w:rPr>
-              <w:t>525.25</w:t>
+              <w:t>530.00</w:t>
             </w:r>
           </w:p>
         </w:tc>
@@ -20276,7 +20276,7 @@
             </w:pPr>
             <w:r/>
             <w:r>
-              <w:t>525.25</w:t>
+              <w:t>530.00</w:t>
             </w:r>
           </w:p>
         </w:tc>
@@ -20304,7 +20304,7 @@
             </w:pPr>
             <w:r/>
             <w:r>
-              <w:t>528.25</w:t>
+              <w:t>533.00</w:t>
             </w:r>
           </w:p>
         </w:tc>
@@ -20332,7 +20332,7 @@
             </w:pPr>
             <w:r/>
             <w:r>
-              <w:t>522.50</w:t>
+              <w:t>527.25</w:t>
             </w:r>
           </w:p>
         </w:tc>
@@ -20363,7 +20363,7 @@
               <w:rPr>
                 <w:b/>
               </w:rPr>
-              <w:t>525.50</w:t>
+              <w:t>530.25</w:t>
             </w:r>
           </w:p>
         </w:tc>
@@ -20511,7 +20511,7 @@
             </w:pPr>
             <w:r/>
             <w:r>
-              <w:t>525.50</w:t>
+              <w:t>530.25</w:t>
             </w:r>
           </w:p>
         </w:tc>
@@ -20539,7 +20539,7 @@
             </w:pPr>
             <w:r/>
             <w:r>
-              <w:t>528.50</w:t>
+              <w:t>533.25</w:t>
             </w:r>
           </w:p>
         </w:tc>
@@ -20567,7 +20567,7 @@
             </w:pPr>
             <w:r/>
             <w:r>
-              <w:t>522.75</w:t>
+              <w:t>527.50</w:t>
             </w:r>
           </w:p>
         </w:tc>
@@ -20598,7 +20598,7 @@
               <w:rPr>
                 <w:b/>
               </w:rPr>
-              <w:t>525.50</w:t>
+              <w:t>530.25</w:t>
             </w:r>
           </w:p>
         </w:tc>
@@ -20746,7 +20746,7 @@
             </w:pPr>
             <w:r/>
             <w:r>
-              <w:t>525.50</w:t>
+              <w:t>530.25</w:t>
             </w:r>
           </w:p>
         </w:tc>
@@ -20774,7 +20774,7 @@
             </w:pPr>
             <w:r/>
             <w:r>
-              <w:t>529.50</w:t>
+              <w:t>534.25</w:t>
             </w:r>
           </w:p>
         </w:tc>
@@ -20802,7 +20802,7 @@
             </w:pPr>
             <w:r/>
             <w:r>
-              <w:t>522.00</w:t>
+              <w:t>526.75</w:t>
             </w:r>
           </w:p>
         </w:tc>
@@ -20833,7 +20833,7 @@
               <w:rPr>
                 <w:b/>
               </w:rPr>
-              <w:t>526.00</w:t>
+              <w:t>530.75</w:t>
             </w:r>
           </w:p>
         </w:tc>
@@ -20981,7 +20981,7 @@
             </w:pPr>
             <w:r/>
             <w:r>
-              <w:t>526.00</w:t>
+              <w:t>530.75</w:t>
             </w:r>
           </w:p>
         </w:tc>
@@ -21009,7 +21009,7 @@
             </w:pPr>
             <w:r/>
             <w:r>
-              <w:t>530.00</w:t>
+              <w:t>534.75</w:t>
             </w:r>
           </w:p>
         </w:tc>
@@ -21037,7 +21037,7 @@
             </w:pPr>
             <w:r/>
             <w:r>
-              <w:t>524.25</w:t>
+              <w:t>529.00</w:t>
             </w:r>
           </w:p>
         </w:tc>
@@ -21068,7 +21068,7 @@
               <w:rPr>
                 <w:b/>
               </w:rPr>
-              <w:t>525.75</w:t>
+              <w:t>530.50</w:t>
             </w:r>
           </w:p>
         </w:tc>
@@ -21791,7 +21791,7 @@
         <w:t>Giá Chốt Phiên (Close):</w:t>
       </w:r>
       <w:r>
-        <w:t xml:space="preserve"> 697.25 cents | </w:t>
+        <w:t xml:space="preserve"> 702.75 cents | </w:t>
       </w:r>
       <w:r>
         <w:rPr>
@@ -21806,10 +21806,10 @@
         <w:rPr>
           <w:b/>
         </w:rPr>
-        <w:t>`700.84 cents`</w:t>
+        <w:t>`706.40 cents`</w:t>
       </w:r>
       <w:r>
-        <w:t xml:space="preserve"> (+3.59).</w:t>
+        <w:t xml:space="preserve"> (+3.65).</w:t>
       </w:r>
     </w:p>
     <w:p>
@@ -21830,7 +21830,7 @@
         <w:rPr>
           <w:b/>
         </w:rPr>
-        <w:t>`48,592`</w:t>
+        <w:t>`56,384`</w:t>
       </w:r>
       <w:r>
         <w:t xml:space="preserve"> (Chênh lệch: </w:t>
@@ -21839,7 +21839,7 @@
         <w:rPr>
           <w:b/>
         </w:rPr>
-        <w:t>`-17,693`</w:t>
+        <w:t>`-9,901`</w:t>
       </w:r>
       <w:r>
         <w:t xml:space="preserve">) | OI: </w:t>
@@ -21881,7 +21881,7 @@
         <w:rPr>
           <w:b/>
         </w:rPr>
-        <w:t>`Không phát hiện mô hình nến đặc biệt`</w:t>
+        <w:t>`Bullish Engulfing (Nhấn chìm tăng trưởng)`</w:t>
       </w:r>
     </w:p>
     <w:p>
@@ -21902,7 +21902,7 @@
         <w:rPr>
           <w:b/>
         </w:rPr>
-        <w:t>`Giảm nhẹ tích lũy (Distribution Decline)`</w:t>
+        <w:t>`Tăng nhẹ tích lũy (Accumulation Rally)`</w:t>
       </w:r>
     </w:p>
     <w:p>
@@ -21923,10 +21923,10 @@
         <w:rPr>
           <w:b/>
         </w:rPr>
-        <w:t>TÍCH LŨY TIÊU CỰC (Distribution):</w:t>
+        <w:t>TĂNG MẠNH MẼ (Strong Bullish Confirmation):</w:t>
       </w:r>
       <w:r>
-        <w:t xml:space="preserve"> Nến đi ngang nhưng dòng tiền rút dần (OI giảm), cảnh báo rủi ro suy sụt sắp tới.</w:t>
+        <w:t xml:space="preserve"> Mô hình nến tăng được củng cố bởi dòng tiền gia tăng tích cực, hỗ trợ lực mua lên bền vững.</w:t>
       </w:r>
     </w:p>
     <w:p>
@@ -22172,7 +22172,7 @@
               <w:rPr>
                 <w:b/>
               </w:rPr>
-              <w:t>88.03</w:t>
+              <w:t>87.09</w:t>
             </w:r>
           </w:p>
         </w:tc>
@@ -22203,7 +22203,7 @@
               <w:rPr>
                 <w:b/>
               </w:rPr>
-              <w:t>-4.49%</w:t>
+              <w:t>-5.51%</w:t>
             </w:r>
           </w:p>
         </w:tc>
@@ -22940,7 +22940,7 @@
         <w:t xml:space="preserve"> EMA_21 </w:t>
       </w:r>
       <w:r>
-        <w:t xml:space="preserve"> (698.60) &lt; </w:t>
+        <w:t xml:space="preserve"> (698.93) &lt; </w:t>
       </w:r>
       <w:r>
         <w:rPr>
@@ -22951,7 +22951,7 @@
         <w:t xml:space="preserve"> EMA_50 </w:t>
       </w:r>
       <w:r>
-        <w:t xml:space="preserve"> (700.01).</w:t>
+        <w:t xml:space="preserve"> (700.09).</w:t>
       </w:r>
     </w:p>
     <w:p>
@@ -22972,7 +22972,7 @@
         <w:rPr>
           <w:b/>
         </w:rPr>
-        <w:t>`47.07`</w:t>
+        <w:t>`53.98`</w:t>
       </w:r>
       <w:r>
         <w:t xml:space="preserve"> | ATR (14) = </w:t>
@@ -22981,7 +22981,7 @@
         <w:rPr>
           <w:b/>
         </w:rPr>
-        <w:t>`6.81`</w:t>
+        <w:t>`6.83`</w:t>
       </w:r>
       <w:r>
         <w:t xml:space="preserve"> cents | Volatility = </w:t>
@@ -22990,7 +22990,7 @@
         <w:rPr>
           <w:b/>
         </w:rPr>
-        <w:t>`8.00 cents`</w:t>
+        <w:t>`6.75 cents`</w:t>
       </w:r>
       <w:r>
         <w:t>.</w:t>
@@ -23014,7 +23014,7 @@
         <w:rPr>
           <w:b/>
         </w:rPr>
-        <w:t>`692.25`</w:t>
+        <w:t>`698.50`</w:t>
       </w:r>
       <w:r>
         <w:t xml:space="preserve"> | S2: </w:t>
@@ -23032,7 +23032,7 @@
         <w:rPr>
           <w:b/>
         </w:rPr>
-        <w:t>`702.50`</w:t>
+        <w:t>`706.50`</w:t>
       </w:r>
       <w:r>
         <w:t xml:space="preserve"> | R2: </w:t>
@@ -23765,7 +23765,7 @@
           <w:b/>
           <w:color w:val="B91C1C"/>
         </w:rPr>
-        <w:t>`698.60 - 700.01 cents (Canh bán hồi kỹ thuật H1)`</w:t>
+        <w:t>`698.93 - 700.09 cents (Canh bán hồi kỹ thuật H1)`</w:t>
       </w:r>
       <w:r>
         <w:t xml:space="preserve"> | SL: </w:t>
@@ -23774,7 +23774,7 @@
         <w:rPr>
           <w:b/>
         </w:rPr>
-        <w:t>`738.46 cents (Trên kháng cự R2 + 1.5x ATR)`</w:t>
+        <w:t>`738.49 cents (Trên kháng cự R2 + 1.5x ATR)`</w:t>
       </w:r>
       <w:r>
         <w:t xml:space="preserve"> | TP: </w:t>
@@ -23785,7 +23785,7 @@
           <w:color w:val="D97706"/>
           <w:sz w:val="19"/>
         </w:rPr>
-        <w:t xml:space="preserve"> 692.25 cents </w:t>
+        <w:t xml:space="preserve"> 698.50 cents </w:t>
       </w:r>
       <w:r>
         <w:t xml:space="preserve"> / </w:t>
@@ -23836,7 +23836,7 @@
         <w:rPr>
           <w:b/>
         </w:rPr>
-        <w:t>`690.25 - 692.25 cents`</w:t>
+        <w:t>`696.50 - 698.50 cents`</w:t>
       </w:r>
       <w:r>
         <w:t xml:space="preserve"> | SL: </w:t>
@@ -23845,7 +23845,7 @@
         <w:rPr>
           <w:b/>
         </w:rPr>
-        <w:t>`638.44 cents`</w:t>
+        <w:t>`638.42 cents`</w:t>
       </w:r>
       <w:r>
         <w:t xml:space="preserve"> | TP: </w:t>
@@ -23854,7 +23854,7 @@
         <w:rPr>
           <w:b/>
         </w:rPr>
-        <w:t>`702.50 cents (Đón sóng hồi trung hạn ~14.5 giá)`</w:t>
+        <w:t>`706.50 cents (Đón sóng hồi trung hạn ~14.5 giá)`</w:t>
       </w:r>
       <w:r>
         <w:t>.</w:t>
@@ -23882,7 +23882,7 @@
         <w:rPr>
           <w:b/>
         </w:rPr>
-        <w:t>`702.50 - 704.50 cents`</w:t>
+        <w:t>`706.50 - 708.50 cents`</w:t>
       </w:r>
       <w:r>
         <w:t xml:space="preserve"> | SL: </w:t>
@@ -23891,7 +23891,7 @@
         <w:rPr>
           <w:b/>
         </w:rPr>
-        <w:t>`709.31 cents`</w:t>
+        <w:t>`713.33 cents`</w:t>
       </w:r>
       <w:r>
         <w:t xml:space="preserve"> | TP: </w:t>
@@ -23940,7 +23940,7 @@
         <w:rPr>
           <w:b/>
         </w:rPr>
-        <w:t>`618.02 - 645.25 cents`</w:t>
+        <w:t>`617.94 - 645.25 cents`</w:t>
       </w:r>
     </w:p>
     <w:p>
@@ -24347,7 +24347,7 @@
             </w:pPr>
             <w:r/>
             <w:r>
-              <w:t>697.25</w:t>
+              <w:t>702.75</w:t>
             </w:r>
           </w:p>
         </w:tc>
@@ -24375,7 +24375,7 @@
             </w:pPr>
             <w:r/>
             <w:r>
-              <w:t>708.50</w:t>
+              <w:t>714.00</w:t>
             </w:r>
           </w:p>
         </w:tc>
@@ -24403,7 +24403,7 @@
             </w:pPr>
             <w:r/>
             <w:r>
-              <w:t>691.75</w:t>
+              <w:t>697.25</w:t>
             </w:r>
           </w:p>
         </w:tc>
@@ -24434,7 +24434,7 @@
               <w:rPr>
                 <w:b/>
               </w:rPr>
-              <w:t>696.50</w:t>
+              <w:t>702.00</w:t>
             </w:r>
           </w:p>
         </w:tc>
@@ -24582,7 +24582,7 @@
             </w:pPr>
             <w:r/>
             <w:r>
-              <w:t>696.50</w:t>
+              <w:t>702.00</w:t>
             </w:r>
           </w:p>
         </w:tc>
@@ -24610,7 +24610,7 @@
             </w:pPr>
             <w:r/>
             <w:r>
-              <w:t>704.00</w:t>
+              <w:t>709.50</w:t>
             </w:r>
           </w:p>
         </w:tc>
@@ -24638,7 +24638,7 @@
             </w:pPr>
             <w:r/>
             <w:r>
-              <w:t>690.50</w:t>
+              <w:t>696.00</w:t>
             </w:r>
           </w:p>
         </w:tc>
@@ -24669,7 +24669,7 @@
               <w:rPr>
                 <w:b/>
               </w:rPr>
-              <w:t>696.00</w:t>
+              <w:t>701.50</w:t>
             </w:r>
           </w:p>
         </w:tc>
@@ -24817,7 +24817,7 @@
             </w:pPr>
             <w:r/>
             <w:r>
-              <w:t>696.00</w:t>
+              <w:t>701.50</w:t>
             </w:r>
           </w:p>
         </w:tc>
@@ -24845,7 +24845,7 @@
             </w:pPr>
             <w:r/>
             <w:r>
-              <w:t>709.75</w:t>
+              <w:t>715.25</w:t>
             </w:r>
           </w:p>
         </w:tc>
@@ -24873,7 +24873,7 @@
             </w:pPr>
             <w:r/>
             <w:r>
-              <w:t>681.25</w:t>
+              <w:t>686.75</w:t>
             </w:r>
           </w:p>
         </w:tc>
@@ -24904,7 +24904,7 @@
               <w:rPr>
                 <w:b/>
               </w:rPr>
-              <w:t>698.00</w:t>
+              <w:t>703.50</w:t>
             </w:r>
           </w:p>
         </w:tc>
@@ -25052,7 +25052,7 @@
             </w:pPr>
             <w:r/>
             <w:r>
-              <w:t>698.00</w:t>
+              <w:t>703.50</w:t>
             </w:r>
           </w:p>
         </w:tc>
@@ -25080,7 +25080,7 @@
             </w:pPr>
             <w:r/>
             <w:r>
-              <w:t>711.25</w:t>
+              <w:t>716.75</w:t>
             </w:r>
           </w:p>
         </w:tc>
@@ -25108,7 +25108,7 @@
             </w:pPr>
             <w:r/>
             <w:r>
-              <w:t>689.75</w:t>
+              <w:t>695.25</w:t>
             </w:r>
           </w:p>
         </w:tc>
@@ -25139,7 +25139,7 @@
               <w:rPr>
                 <w:b/>
               </w:rPr>
-              <w:t>699.25</w:t>
+              <w:t>704.75</w:t>
             </w:r>
           </w:p>
         </w:tc>
@@ -25287,7 +25287,7 @@
             </w:pPr>
             <w:r/>
             <w:r>
-              <w:t>699.25</w:t>
+              <w:t>704.75</w:t>
             </w:r>
           </w:p>
         </w:tc>
@@ -25315,7 +25315,7 @@
             </w:pPr>
             <w:r/>
             <w:r>
-              <w:t>715.75</w:t>
+              <w:t>721.25</w:t>
             </w:r>
           </w:p>
         </w:tc>
@@ -25343,7 +25343,7 @@
             </w:pPr>
             <w:r/>
             <w:r>
-              <w:t>688.75</w:t>
+              <w:t>694.25</w:t>
             </w:r>
           </w:p>
         </w:tc>
@@ -25374,7 +25374,7 @@
               <w:rPr>
                 <w:b/>
               </w:rPr>
-              <w:t>703.75</w:t>
+              <w:t>709.25</w:t>
             </w:r>
           </w:p>
         </w:tc>
@@ -25522,7 +25522,7 @@
             </w:pPr>
             <w:r/>
             <w:r>
-              <w:t>703.75</w:t>
+              <w:t>709.25</w:t>
             </w:r>
           </w:p>
         </w:tc>
@@ -25550,7 +25550,7 @@
             </w:pPr>
             <w:r/>
             <w:r>
-              <w:t>711.50</w:t>
+              <w:t>717.00</w:t>
             </w:r>
           </w:p>
         </w:tc>
@@ -25578,7 +25578,7 @@
             </w:pPr>
             <w:r/>
             <w:r>
-              <w:t>692.75</w:t>
+              <w:t>698.25</w:t>
             </w:r>
           </w:p>
         </w:tc>
@@ -25609,7 +25609,7 @@
               <w:rPr>
                 <w:b/>
               </w:rPr>
-              <w:t>705.00</w:t>
+              <w:t>710.50</w:t>
             </w:r>
           </w:p>
         </w:tc>
@@ -25757,7 +25757,7 @@
             </w:pPr>
             <w:r/>
             <w:r>
-              <w:t>705.00</w:t>
+              <w:t>710.50</w:t>
             </w:r>
           </w:p>
         </w:tc>
@@ -25785,7 +25785,7 @@
             </w:pPr>
             <w:r/>
             <w:r>
-              <w:t>713.25</w:t>
+              <w:t>718.75</w:t>
             </w:r>
           </w:p>
         </w:tc>
@@ -25813,7 +25813,7 @@
             </w:pPr>
             <w:r/>
             <w:r>
-              <w:t>694.50</w:t>
+              <w:t>700.00</w:t>
             </w:r>
           </w:p>
         </w:tc>
@@ -25844,7 +25844,7 @@
               <w:rPr>
                 <w:b/>
               </w:rPr>
-              <w:t>706.75</w:t>
+              <w:t>712.25</w:t>
             </w:r>
           </w:p>
         </w:tc>
@@ -25992,7 +25992,7 @@
             </w:pPr>
             <w:r/>
             <w:r>
-              <w:t>706.75</w:t>
+              <w:t>712.25</w:t>
             </w:r>
           </w:p>
         </w:tc>
@@ -26020,7 +26020,7 @@
             </w:pPr>
             <w:r/>
             <w:r>
-              <w:t>719.00</w:t>
+              <w:t>724.50</w:t>
             </w:r>
           </w:p>
         </w:tc>
@@ -26048,7 +26048,7 @@
             </w:pPr>
             <w:r/>
             <w:r>
-              <w:t>697.00</w:t>
+              <w:t>702.50</w:t>
             </w:r>
           </w:p>
         </w:tc>
@@ -26079,7 +26079,7 @@
               <w:rPr>
                 <w:b/>
               </w:rPr>
-              <w:t>705.75</w:t>
+              <w:t>711.25</w:t>
             </w:r>
           </w:p>
         </w:tc>
@@ -26227,7 +26227,7 @@
             </w:pPr>
             <w:r/>
             <w:r>
-              <w:t>705.75</w:t>
+              <w:t>711.25</w:t>
             </w:r>
           </w:p>
         </w:tc>
@@ -26255,7 +26255,7 @@
             </w:pPr>
             <w:r/>
             <w:r>
-              <w:t>716.25</w:t>
+              <w:t>721.75</w:t>
             </w:r>
           </w:p>
         </w:tc>
@@ -26283,7 +26283,7 @@
             </w:pPr>
             <w:r/>
             <w:r>
-              <w:t>691.00</w:t>
+              <w:t>696.50</w:t>
             </w:r>
           </w:p>
         </w:tc>
@@ -26314,7 +26314,7 @@
               <w:rPr>
                 <w:b/>
               </w:rPr>
-              <w:t>708.00</w:t>
+              <w:t>713.50</w:t>
             </w:r>
           </w:p>
         </w:tc>
@@ -26462,7 +26462,7 @@
             </w:pPr>
             <w:r/>
             <w:r>
-              <w:t>708.00</w:t>
+              <w:t>713.50</w:t>
             </w:r>
           </w:p>
         </w:tc>
@@ -26490,7 +26490,7 @@
             </w:pPr>
             <w:r/>
             <w:r>
-              <w:t>718.50</w:t>
+              <w:t>724.00</w:t>
             </w:r>
           </w:p>
         </w:tc>
@@ -26518,7 +26518,7 @@
             </w:pPr>
             <w:r/>
             <w:r>
-              <w:t>701.75</w:t>
+              <w:t>707.25</w:t>
             </w:r>
           </w:p>
         </w:tc>
@@ -26549,7 +26549,7 @@
               <w:rPr>
                 <w:b/>
               </w:rPr>
-              <w:t>708.75</w:t>
+              <w:t>714.25</w:t>
             </w:r>
           </w:p>
         </w:tc>
@@ -26697,7 +26697,7 @@
             </w:pPr>
             <w:r/>
             <w:r>
-              <w:t>708.75</w:t>
+              <w:t>714.25</w:t>
             </w:r>
           </w:p>
         </w:tc>
@@ -26725,7 +26725,7 @@
             </w:pPr>
             <w:r/>
             <w:r>
-              <w:t>723.00</w:t>
+              <w:t>728.50</w:t>
             </w:r>
           </w:p>
         </w:tc>
@@ -26753,7 +26753,7 @@
             </w:pPr>
             <w:r/>
             <w:r>
-              <w:t>694.00</w:t>
+              <w:t>699.50</w:t>
             </w:r>
           </w:p>
         </w:tc>
@@ -26784,7 +26784,7 @@
               <w:rPr>
                 <w:b/>
               </w:rPr>
-              <w:t>710.75</w:t>
+              <w:t>716.25</w:t>
             </w:r>
           </w:p>
         </w:tc>
@@ -26932,7 +26932,7 @@
             </w:pPr>
             <w:r/>
             <w:r>
-              <w:t>710.75</w:t>
+              <w:t>716.25</w:t>
             </w:r>
           </w:p>
         </w:tc>
@@ -26960,7 +26960,7 @@
             </w:pPr>
             <w:r/>
             <w:r>
-              <w:t>717.25</w:t>
+              <w:t>722.75</w:t>
             </w:r>
           </w:p>
         </w:tc>
@@ -26988,7 +26988,7 @@
             </w:pPr>
             <w:r/>
             <w:r>
-              <w:t>704.00</w:t>
+              <w:t>709.50</w:t>
             </w:r>
           </w:p>
         </w:tc>
@@ -27019,7 +27019,7 @@
               <w:rPr>
                 <w:b/>
               </w:rPr>
-              <w:t>711.00</w:t>
+              <w:t>716.50</w:t>
             </w:r>
           </w:p>
         </w:tc>
@@ -27167,7 +27167,7 @@
             </w:pPr>
             <w:r/>
             <w:r>
-              <w:t>711.00</w:t>
+              <w:t>716.50</w:t>
             </w:r>
           </w:p>
         </w:tc>
@@ -27195,7 +27195,7 @@
             </w:pPr>
             <w:r/>
             <w:r>
-              <w:t>721.25</w:t>
+              <w:t>726.75</w:t>
             </w:r>
           </w:p>
         </w:tc>
@@ -27223,7 +27223,7 @@
             </w:pPr>
             <w:r/>
             <w:r>
-              <w:t>703.00</w:t>
+              <w:t>708.50</w:t>
             </w:r>
           </w:p>
         </w:tc>
@@ -27254,7 +27254,7 @@
               <w:rPr>
                 <w:b/>
               </w:rPr>
-              <w:t>711.50</w:t>
+              <w:t>717.00</w:t>
             </w:r>
           </w:p>
         </w:tc>
@@ -27402,7 +27402,7 @@
             </w:pPr>
             <w:r/>
             <w:r>
-              <w:t>711.50</w:t>
+              <w:t>717.00</w:t>
             </w:r>
           </w:p>
         </w:tc>
@@ -27430,7 +27430,7 @@
             </w:pPr>
             <w:r/>
             <w:r>
-              <w:t>718.50</w:t>
+              <w:t>724.00</w:t>
             </w:r>
           </w:p>
         </w:tc>
@@ -27458,7 +27458,7 @@
             </w:pPr>
             <w:r/>
             <w:r>
-              <w:t>705.50</w:t>
+              <w:t>711.00</w:t>
             </w:r>
           </w:p>
         </w:tc>
@@ -27489,7 +27489,7 @@
               <w:rPr>
                 <w:b/>
               </w:rPr>
-              <w:t>710.75</w:t>
+              <w:t>716.25</w:t>
             </w:r>
           </w:p>
         </w:tc>
@@ -27637,7 +27637,7 @@
             </w:pPr>
             <w:r/>
             <w:r>
-              <w:t>710.75</w:t>
+              <w:t>716.25</w:t>
             </w:r>
           </w:p>
         </w:tc>
@@ -27665,7 +27665,7 @@
             </w:pPr>
             <w:r/>
             <w:r>
-              <w:t>724.25</w:t>
+              <w:t>729.75</w:t>
             </w:r>
           </w:p>
         </w:tc>
@@ -27693,7 +27693,7 @@
             </w:pPr>
             <w:r/>
             <w:r>
-              <w:t>697.75</w:t>
+              <w:t>703.25</w:t>
             </w:r>
           </w:p>
         </w:tc>
@@ -27724,7 +27724,7 @@
               <w:rPr>
                 <w:b/>
               </w:rPr>
-              <w:t>712.50</w:t>
+              <w:t>718.00</w:t>
             </w:r>
           </w:p>
         </w:tc>
@@ -27872,7 +27872,7 @@
             </w:pPr>
             <w:r/>
             <w:r>
-              <w:t>712.50</w:t>
+              <w:t>718.00</w:t>
             </w:r>
           </w:p>
         </w:tc>
@@ -27900,7 +27900,7 @@
             </w:pPr>
             <w:r/>
             <w:r>
-              <w:t>721.75</w:t>
+              <w:t>727.25</w:t>
             </w:r>
           </w:p>
         </w:tc>
@@ -27928,7 +27928,7 @@
             </w:pPr>
             <w:r/>
             <w:r>
-              <w:t>701.75</w:t>
+              <w:t>707.25</w:t>
             </w:r>
           </w:p>
         </w:tc>
@@ -27959,7 +27959,7 @@
               <w:rPr>
                 <w:b/>
               </w:rPr>
-              <w:t>713.00</w:t>
+              <w:t>718.50</w:t>
             </w:r>
           </w:p>
         </w:tc>
@@ -28107,7 +28107,7 @@
             </w:pPr>
             <w:r/>
             <w:r>
-              <w:t>713.00</w:t>
+              <w:t>718.50</w:t>
             </w:r>
           </w:p>
         </w:tc>
@@ -28135,7 +28135,7 @@
             </w:pPr>
             <w:r/>
             <w:r>
-              <w:t>725.25</w:t>
+              <w:t>730.75</w:t>
             </w:r>
           </w:p>
         </w:tc>
@@ -28163,7 +28163,7 @@
             </w:pPr>
             <w:r/>
             <w:r>
-              <w:t>698.75</w:t>
+              <w:t>704.25</w:t>
             </w:r>
           </w:p>
         </w:tc>
@@ -28194,7 +28194,7 @@
               <w:rPr>
                 <w:b/>
               </w:rPr>
-              <w:t>711.50</w:t>
+              <w:t>717.00</w:t>
             </w:r>
           </w:p>
         </w:tc>
@@ -28342,7 +28342,7 @@
             </w:pPr>
             <w:r/>
             <w:r>
-              <w:t>711.50</w:t>
+              <w:t>717.00</w:t>
             </w:r>
           </w:p>
         </w:tc>
@@ -28370,7 +28370,7 @@
             </w:pPr>
             <w:r/>
             <w:r>
-              <w:t>718.50</w:t>
+              <w:t>724.00</w:t>
             </w:r>
           </w:p>
         </w:tc>
@@ -28398,7 +28398,7 @@
             </w:pPr>
             <w:r/>
             <w:r>
-              <w:t>702.00</w:t>
+              <w:t>707.50</w:t>
             </w:r>
           </w:p>
         </w:tc>
@@ -28429,7 +28429,7 @@
               <w:rPr>
                 <w:b/>
               </w:rPr>
-              <w:t>712.00</w:t>
+              <w:t>717.50</w:t>
             </w:r>
           </w:p>
         </w:tc>
@@ -28577,7 +28577,7 @@
             </w:pPr>
             <w:r/>
             <w:r>
-              <w:t>712.00</w:t>
+              <w:t>717.50</w:t>
             </w:r>
           </w:p>
         </w:tc>
@@ -28605,7 +28605,7 @@
             </w:pPr>
             <w:r/>
             <w:r>
-              <w:t>722.50</w:t>
+              <w:t>728.00</w:t>
             </w:r>
           </w:p>
         </w:tc>
@@ -28633,7 +28633,7 @@
             </w:pPr>
             <w:r/>
             <w:r>
-              <w:t>704.75</w:t>
+              <w:t>710.25</w:t>
             </w:r>
           </w:p>
         </w:tc>
@@ -28664,7 +28664,7 @@
               <w:rPr>
                 <w:b/>
               </w:rPr>
-              <w:t>711.75</w:t>
+              <w:t>717.25</w:t>
             </w:r>
           </w:p>
         </w:tc>
@@ -28812,7 +28812,7 @@
             </w:pPr>
             <w:r/>
             <w:r>
-              <w:t>711.75</w:t>
+              <w:t>717.25</w:t>
             </w:r>
           </w:p>
         </w:tc>
@@ -28840,7 +28840,7 @@
             </w:pPr>
             <w:r/>
             <w:r>
-              <w:t>721.50</w:t>
+              <w:t>727.00</w:t>
             </w:r>
           </w:p>
         </w:tc>
@@ -28868,7 +28868,7 @@
             </w:pPr>
             <w:r/>
             <w:r>
-              <w:t>702.00</w:t>
+              <w:t>707.50</w:t>
             </w:r>
           </w:p>
         </w:tc>
@@ -28899,7 +28899,7 @@
               <w:rPr>
                 <w:b/>
               </w:rPr>
-              <w:t>712.25</w:t>
+              <w:t>717.75</w:t>
             </w:r>
           </w:p>
         </w:tc>
@@ -29047,7 +29047,7 @@
             </w:pPr>
             <w:r/>
             <w:r>
-              <w:t>712.25</w:t>
+              <w:t>717.75</w:t>
             </w:r>
           </w:p>
         </w:tc>
@@ -29075,7 +29075,7 @@
             </w:pPr>
             <w:r/>
             <w:r>
-              <w:t>723.00</w:t>
+              <w:t>728.50</w:t>
             </w:r>
           </w:p>
         </w:tc>
@@ -29103,7 +29103,7 @@
             </w:pPr>
             <w:r/>
             <w:r>
-              <w:t>705.00</w:t>
+              <w:t>710.50</w:t>
             </w:r>
           </w:p>
         </w:tc>
@@ -29134,7 +29134,7 @@
               <w:rPr>
                 <w:b/>
               </w:rPr>
-              <w:t>713.00</w:t>
+              <w:t>718.50</w:t>
             </w:r>
           </w:p>
         </w:tc>
@@ -29282,7 +29282,7 @@
             </w:pPr>
             <w:r/>
             <w:r>
-              <w:t>713.00</w:t>
+              <w:t>718.50</w:t>
             </w:r>
           </w:p>
         </w:tc>
@@ -29310,7 +29310,7 @@
             </w:pPr>
             <w:r/>
             <w:r>
-              <w:t>719.50</w:t>
+              <w:t>725.00</w:t>
             </w:r>
           </w:p>
         </w:tc>
@@ -29338,7 +29338,7 @@
             </w:pPr>
             <w:r/>
             <w:r>
-              <w:t>704.50</w:t>
+              <w:t>710.00</w:t>
             </w:r>
           </w:p>
         </w:tc>
@@ -29369,7 +29369,7 @@
               <w:rPr>
                 <w:b/>
               </w:rPr>
-              <w:t>713.50</w:t>
+              <w:t>719.00</w:t>
             </w:r>
           </w:p>
         </w:tc>
@@ -29517,7 +29517,7 @@
             </w:pPr>
             <w:r/>
             <w:r>
-              <w:t>713.50</w:t>
+              <w:t>719.00</w:t>
             </w:r>
           </w:p>
         </w:tc>
@@ -29545,7 +29545,7 @@
             </w:pPr>
             <w:r/>
             <w:r>
-              <w:t>724.50</w:t>
+              <w:t>730.00</w:t>
             </w:r>
           </w:p>
         </w:tc>
@@ -29573,7 +29573,7 @@
             </w:pPr>
             <w:r/>
             <w:r>
-              <w:t>701.75</w:t>
+              <w:t>707.25</w:t>
             </w:r>
           </w:p>
         </w:tc>
@@ -29604,7 +29604,7 @@
               <w:rPr>
                 <w:b/>
               </w:rPr>
-              <w:t>717.00</w:t>
+              <w:t>722.50</w:t>
             </w:r>
           </w:p>
         </w:tc>
@@ -29752,7 +29752,7 @@
             </w:pPr>
             <w:r/>
             <w:r>
-              <w:t>717.00</w:t>
+              <w:t>722.50</w:t>
             </w:r>
           </w:p>
         </w:tc>
@@ -29780,7 +29780,7 @@
             </w:pPr>
             <w:r/>
             <w:r>
-              <w:t>722.50</w:t>
+              <w:t>728.00</w:t>
             </w:r>
           </w:p>
         </w:tc>
@@ -29808,7 +29808,7 @@
             </w:pPr>
             <w:r/>
             <w:r>
-              <w:t>709.25</w:t>
+              <w:t>714.75</w:t>
             </w:r>
           </w:p>
         </w:tc>
@@ -29839,7 +29839,7 @@
               <w:rPr>
                 <w:b/>
               </w:rPr>
-              <w:t>717.75</w:t>
+              <w:t>723.25</w:t>
             </w:r>
           </w:p>
         </w:tc>
@@ -29987,7 +29987,7 @@
             </w:pPr>
             <w:r/>
             <w:r>
-              <w:t>717.75</w:t>
+              <w:t>723.25</w:t>
             </w:r>
           </w:p>
         </w:tc>
@@ -30015,7 +30015,7 @@
             </w:pPr>
             <w:r/>
             <w:r>
-              <w:t>727.00</w:t>
+              <w:t>732.50</w:t>
             </w:r>
           </w:p>
         </w:tc>
@@ -30043,7 +30043,7 @@
             </w:pPr>
             <w:r/>
             <w:r>
-              <w:t>711.25</w:t>
+              <w:t>716.75</w:t>
             </w:r>
           </w:p>
         </w:tc>
@@ -30074,7 +30074,7 @@
               <w:rPr>
                 <w:b/>
               </w:rPr>
-              <w:t>717.00</w:t>
+              <w:t>722.50</w:t>
             </w:r>
           </w:p>
         </w:tc>
@@ -30222,7 +30222,7 @@
             </w:pPr>
             <w:r/>
             <w:r>
-              <w:t>717.00</w:t>
+              <w:t>722.50</w:t>
             </w:r>
           </w:p>
         </w:tc>
@@ -30250,7 +30250,7 @@
             </w:pPr>
             <w:r/>
             <w:r>
-              <w:t>724.50</w:t>
+              <w:t>730.00</w:t>
             </w:r>
           </w:p>
         </w:tc>
@@ -30278,7 +30278,7 @@
             </w:pPr>
             <w:r/>
             <w:r>
-              <w:t>711.00</w:t>
+              <w:t>716.50</w:t>
             </w:r>
           </w:p>
         </w:tc>
@@ -30309,7 +30309,7 @@
               <w:rPr>
                 <w:b/>
               </w:rPr>
-              <w:t>716.00</w:t>
+              <w:t>721.50</w:t>
             </w:r>
           </w:p>
         </w:tc>
@@ -30457,7 +30457,7 @@
             </w:pPr>
             <w:r/>
             <w:r>
-              <w:t>716.00</w:t>
+              <w:t>721.50</w:t>
             </w:r>
           </w:p>
         </w:tc>
@@ -30485,7 +30485,7 @@
             </w:pPr>
             <w:r/>
             <w:r>
-              <w:t>723.00</w:t>
+              <w:t>728.50</w:t>
             </w:r>
           </w:p>
         </w:tc>
@@ -30513,7 +30513,7 @@
             </w:pPr>
             <w:r/>
             <w:r>
-              <w:t>702.50</w:t>
+              <w:t>708.00</w:t>
             </w:r>
           </w:p>
         </w:tc>
@@ -30544,7 +30544,7 @@
               <w:rPr>
                 <w:b/>
               </w:rPr>
-              <w:t>716.75</w:t>
+              <w:t>722.25</w:t>
             </w:r>
           </w:p>
         </w:tc>
@@ -30692,7 +30692,7 @@
             </w:pPr>
             <w:r/>
             <w:r>
-              <w:t>716.75</w:t>
+              <w:t>722.25</w:t>
             </w:r>
           </w:p>
         </w:tc>
@@ -30720,7 +30720,7 @@
             </w:pPr>
             <w:r/>
             <w:r>
-              <w:t>726.00</w:t>
+              <w:t>731.50</w:t>
             </w:r>
           </w:p>
         </w:tc>
@@ -30748,7 +30748,7 @@
             </w:pPr>
             <w:r/>
             <w:r>
-              <w:t>709.50</w:t>
+              <w:t>715.00</w:t>
             </w:r>
           </w:p>
         </w:tc>
@@ -30779,7 +30779,7 @@
               <w:rPr>
                 <w:b/>
               </w:rPr>
-              <w:t>716.50</w:t>
+              <w:t>722.00</w:t>
             </w:r>
           </w:p>
         </w:tc>
@@ -30927,7 +30927,7 @@
             </w:pPr>
             <w:r/>
             <w:r>
-              <w:t>716.50</w:t>
+              <w:t>722.00</w:t>
             </w:r>
           </w:p>
         </w:tc>
@@ -30955,7 +30955,7 @@
             </w:pPr>
             <w:r/>
             <w:r>
-              <w:t>725.00</w:t>
+              <w:t>730.50</w:t>
             </w:r>
           </w:p>
         </w:tc>
@@ -30983,7 +30983,7 @@
             </w:pPr>
             <w:r/>
             <w:r>
-              <w:t>702.50</w:t>
+              <w:t>708.00</w:t>
             </w:r>
           </w:p>
         </w:tc>
@@ -31014,7 +31014,7 @@
               <w:rPr>
                 <w:b/>
               </w:rPr>
-              <w:t>718.25</w:t>
+              <w:t>723.75</w:t>
             </w:r>
           </w:p>
         </w:tc>
@@ -31162,7 +31162,7 @@
             </w:pPr>
             <w:r/>
             <w:r>
-              <w:t>718.25</w:t>
+              <w:t>723.75</w:t>
             </w:r>
           </w:p>
         </w:tc>
@@ -31190,7 +31190,7 @@
             </w:pPr>
             <w:r/>
             <w:r>
-              <w:t>724.50</w:t>
+              <w:t>730.00</w:t>
             </w:r>
           </w:p>
         </w:tc>
@@ -31218,7 +31218,7 @@
             </w:pPr>
             <w:r/>
             <w:r>
-              <w:t>711.75</w:t>
+              <w:t>717.25</w:t>
             </w:r>
           </w:p>
         </w:tc>
@@ -31249,7 +31249,7 @@
               <w:rPr>
                 <w:b/>
               </w:rPr>
-              <w:t>717.50</w:t>
+              <w:t>723.00</w:t>
             </w:r>
           </w:p>
         </w:tc>
